--- a/AI Project-Debrief.docx
+++ b/AI Project-Debrief.docx
@@ -4,395 +4,2350 @@
   <w:body>
     <w:p>
       <w:r>
-        <w:t xml:space="preserve">Idea: Computer vision system that allows you to scan your food and then from there it calculates the portion size, calories and key macronutrient split. </w:t>
-      </w:r>
-    </w:p>
-    <w:p>
-      <w:r>
-        <w:t>What to do?</w:t>
-      </w:r>
-    </w:p>
-    <w:p>
-      <w:pPr>
-        <w:pStyle w:val="ListParagraph"/>
+        <w:rPr>
+          <w:b/>
+          <w:bCs/>
+        </w:rPr>
+        <w:t>AI Project Debrief</w:t>
+      </w:r>
+    </w:p>
+    <w:p>
+      <w:r>
+        <w:rPr>
+          <w:i/>
+          <w:iCs/>
+        </w:rPr>
+        <w:t>Smart Cafeteria Tray Analysis System</w:t>
+      </w:r>
+    </w:p>
+    <w:p>
+      <w:r>
+        <w:t>Updated: April 2026</w:t>
+      </w:r>
+    </w:p>
+    <w:p>
+      <w:pPr>
+        <w:rPr>
+          <w:b/>
+          <w:bCs/>
+        </w:rPr>
+      </w:pPr>
+      <w:r>
+        <w:rPr>
+          <w:b/>
+          <w:bCs/>
+        </w:rPr>
+        <w:t>1. Project Idea</w:t>
+      </w:r>
+    </w:p>
+    <w:p>
+      <w:r>
+        <w:t>A computer vision system that allows you to scan a cafeteria food tray and automatically calculates the portion size, total calories, and key macronutrient split (protein, carbohydrates, fat) for every item detected. The output is structured JSON that can feed into any frontend, app, or nutritional tracking system.</w:t>
+      </w:r>
+    </w:p>
+    <w:p>
+      <w:pPr>
+        <w:rPr>
+          <w:b/>
+          <w:bCs/>
+        </w:rPr>
+      </w:pPr>
+      <w:r>
+        <w:rPr>
+          <w:b/>
+          <w:bCs/>
+        </w:rPr>
+        <w:t>2. What Makes It Different</w:t>
+      </w:r>
+    </w:p>
+    <w:p>
+      <w:r>
+        <w:t>Many commercial apps (MyFitnessPal, Lose It, etc.) already let users photograph food for calorie estimates. Our project differs in three specific ways:</w:t>
+      </w:r>
+    </w:p>
+    <w:p>
+      <w:pPr>
         <w:numPr>
           <w:ilvl w:val="0"/>
-          <w:numId w:val="1"/>
+          <w:numId w:val="3"/>
         </w:numPr>
       </w:pPr>
       <w:r>
-        <w:t xml:space="preserve">See what edge we can have </w:t>
-      </w:r>
-      <w:r>
-        <w:sym w:font="Wingdings" w:char="F0E0"/>
-      </w:r>
-      <w:r>
-        <w:t xml:space="preserve"> many companies already do this, see any novelty in the industry and see what models to do</w:t>
-      </w:r>
-    </w:p>
-    <w:p>
-      <w:pPr>
-        <w:pStyle w:val="ListParagraph"/>
-        <w:numPr>
-          <w:ilvl w:val="1"/>
-          <w:numId w:val="1"/>
-        </w:numPr>
-      </w:pPr>
-      <w:r>
-        <w:t xml:space="preserve">What to do? </w:t>
-      </w:r>
-      <w:r>
-        <w:sym w:font="Wingdings" w:char="F0E0"/>
-      </w:r>
-      <w:r>
-        <w:t xml:space="preserve"> We can add a </w:t>
-      </w:r>
-      <w:proofErr w:type="spellStart"/>
-      <w:r>
-        <w:t>nlp</w:t>
-      </w:r>
-      <w:proofErr w:type="spellEnd"/>
-      <w:r>
-        <w:t xml:space="preserve"> or transformer that will allow the overall model to not just give inferences on the calories and portions but also give a description of the meal and give some important suggestions on how to improve</w:t>
-      </w:r>
-    </w:p>
-    <w:p>
-      <w:pPr>
-        <w:pStyle w:val="ListParagraph"/>
-        <w:numPr>
-          <w:ilvl w:val="1"/>
-          <w:numId w:val="1"/>
-        </w:numPr>
-      </w:pPr>
-      <w:r>
-        <w:t>We can create a special API with the university cafeteria which allows us to immediately connect with what food is being served, the recipe and so on</w:t>
-      </w:r>
-    </w:p>
-    <w:p>
-      <w:pPr>
-        <w:pStyle w:val="ListParagraph"/>
-        <w:numPr>
-          <w:ilvl w:val="1"/>
-          <w:numId w:val="1"/>
-        </w:numPr>
-      </w:pPr>
-      <w:r>
-        <w:t xml:space="preserve">What not to do </w:t>
-      </w:r>
-      <w:r>
-        <w:sym w:font="Wingdings" w:char="F0E0"/>
-      </w:r>
-      <w:r>
-        <w:t xml:space="preserve"> copy and paste a model that already functions, needs to be created from scratch. </w:t>
-      </w:r>
-    </w:p>
-    <w:p>
-      <w:r>
-        <w:t xml:space="preserve">Possible models: </w:t>
-      </w:r>
-      <w:r>
-        <w:br/>
-        <w:t xml:space="preserve">At its basis, this project will most likely use a YOLO standard base and probably layer on different </w:t>
-      </w:r>
-      <w:r>
-        <w:t xml:space="preserve">newer models that can help with better detection. We will need some sort of algorithm to understand what portion size there is as well as </w:t>
+        <w:rPr>
+          <w:b/>
+          <w:bCs/>
+        </w:rPr>
+        <w:t xml:space="preserve">Menu-aware conditioning. </w:t>
+      </w:r>
+      <w:r>
+        <w:t xml:space="preserve">Because a university cafeteria serves a known, rotating set of meals with known recipes, the model can be conditioned on that day’s menu. This dramatically reduces the search space for classification and allows </w:t>
       </w:r>
       <w:proofErr w:type="gramStart"/>
       <w:r>
-        <w:t>a</w:t>
+        <w:t>portion</w:t>
       </w:r>
       <w:proofErr w:type="gramEnd"/>
       <w:r>
-        <w:t xml:space="preserve"> NLP/transformer (keep in mind that </w:t>
-      </w:r>
-      <w:r>
-        <w:t xml:space="preserve">transformer will be extremely hard to train). </w:t>
-      </w:r>
-    </w:p>
-    <w:p>
-      <w:r>
-        <w:t>What to do?</w:t>
-      </w:r>
-    </w:p>
-    <w:p>
-      <w:r>
-        <w:t xml:space="preserve">Research online papers for some ideas on models. </w:t>
-      </w:r>
-    </w:p>
-    <w:p>
-      <w:pPr>
-        <w:tabs>
-          <w:tab w:val="left" w:pos="2280"/>
-        </w:tabs>
-      </w:pPr>
-    </w:p>
-    <w:p>
-      <w:pPr>
-        <w:tabs>
-          <w:tab w:val="left" w:pos="2280"/>
-        </w:tabs>
-      </w:pPr>
-      <w:r>
-        <w:t xml:space="preserve">Model idea: Begin with a YOLO to partition the overall image and then run a RESNET or U Net to correctly classify and run the overall image and calculate the calories. </w:t>
-      </w:r>
-      <w:r>
-        <w:tab/>
-      </w:r>
-      <w:r>
-        <w:br/>
-      </w:r>
-      <w:r>
-        <w:br/>
-      </w:r>
-      <w:r>
-        <w:br/>
-      </w:r>
-    </w:p>
-    <w:p>
-      <w:r>
-        <w:br w:type="page"/>
-      </w:r>
-    </w:p>
-    <w:p>
-      <w:pPr>
-        <w:tabs>
-          <w:tab w:val="left" w:pos="2280"/>
-        </w:tabs>
-        <w:rPr>
-          <w:b/>
-          <w:bCs/>
-        </w:rPr>
-      </w:pPr>
-      <w:r>
-        <w:rPr>
-          <w:b/>
-          <w:bCs/>
-        </w:rPr>
-        <w:lastRenderedPageBreak/>
-        <w:t>Overall Project Description</w:t>
-      </w:r>
-    </w:p>
-    <w:p>
-      <w:pPr>
-        <w:tabs>
-          <w:tab w:val="left" w:pos="2280"/>
-        </w:tabs>
-      </w:pPr>
-      <w:r>
-        <w:t xml:space="preserve">Our project is about building a </w:t>
-      </w:r>
-      <w:r>
-        <w:rPr>
-          <w:b/>
-          <w:bCs/>
-        </w:rPr>
-        <w:t>smart computer vision system for university cafeterias</w:t>
-      </w:r>
-      <w:r>
-        <w:t xml:space="preserve"> that can analyze a tray of food from an image and automatically estimate:</w:t>
+        <w:t xml:space="preserve"> and calorie estimates to be anchored to actual recipe data, rather than generic USDA averages.</w:t>
       </w:r>
     </w:p>
     <w:p>
       <w:pPr>
         <w:numPr>
           <w:ilvl w:val="0"/>
-          <w:numId w:val="2"/>
+          <w:numId w:val="3"/>
         </w:numPr>
-        <w:tabs>
-          <w:tab w:val="left" w:pos="2280"/>
-        </w:tabs>
-      </w:pPr>
-      <w:r>
-        <w:t>what food items are on the tray,</w:t>
+      </w:pPr>
+      <w:r>
+        <w:rPr>
+          <w:b/>
+          <w:bCs/>
+        </w:rPr>
+        <w:t xml:space="preserve">NLP-generated nutritional feedback. </w:t>
+      </w:r>
+      <w:r>
+        <w:t>Instead of only outputting raw numbers, an NLP or transformer-based component turns the predictions into natural-language feedback. For example: “This meal is high in carbohydrates and moderate in protein. Replacing part of the fries with vegetables would improve the nutritional balance.” This extends the project beyond pure vision into multi-modal AI.</w:t>
       </w:r>
     </w:p>
     <w:p>
       <w:pPr>
         <w:numPr>
           <w:ilvl w:val="0"/>
-          <w:numId w:val="2"/>
+          <w:numId w:val="3"/>
         </w:numPr>
-        <w:tabs>
-          <w:tab w:val="left" w:pos="2280"/>
-        </w:tabs>
-      </w:pPr>
-      <w:r>
-        <w:t>how large each portion is,</w:t>
+      </w:pPr>
+      <w:r>
+        <w:rPr>
+          <w:b/>
+          <w:bCs/>
+        </w:rPr>
+        <w:t xml:space="preserve">Built from scratch. </w:t>
+      </w:r>
+      <w:r>
+        <w:t xml:space="preserve">The model architecture, training pipeline, and inference code are written from scratch in </w:t>
+      </w:r>
+      <w:proofErr w:type="spellStart"/>
+      <w:r>
+        <w:t>PyTorch</w:t>
+      </w:r>
+      <w:proofErr w:type="spellEnd"/>
+      <w:r>
+        <w:t>. We are not wrapping a pre-existing API or fine-tuning a hosted model. The project demonstrates end-to-end ML engineering: data loading, multi-task model design, loss functions, training loops, checkpointing, and structured inference output.</w:t>
+      </w:r>
+    </w:p>
+    <w:p>
+      <w:pPr>
+        <w:rPr>
+          <w:b/>
+          <w:bCs/>
+        </w:rPr>
+      </w:pPr>
+      <w:r>
+        <w:rPr>
+          <w:b/>
+          <w:bCs/>
+        </w:rPr>
+        <w:t>3. Overall Project Description</w:t>
+      </w:r>
+    </w:p>
+    <w:p>
+      <w:r>
+        <w:t>The core of the system is a deep learning vision pipeline with the following steps:</w:t>
       </w:r>
     </w:p>
     <w:p>
       <w:pPr>
         <w:numPr>
           <w:ilvl w:val="0"/>
-          <w:numId w:val="2"/>
+          <w:numId w:val="3"/>
         </w:numPr>
-        <w:tabs>
-          <w:tab w:val="left" w:pos="2280"/>
-        </w:tabs>
-      </w:pPr>
-      <w:r>
-        <w:t>the total calories of the meal,</w:t>
+      </w:pPr>
+      <w:r>
+        <w:rPr>
+          <w:b/>
+          <w:bCs/>
+        </w:rPr>
+        <w:t xml:space="preserve">Detection and localisation. </w:t>
+      </w:r>
+      <w:r>
+        <w:t>A model such as YOLO segments the tray image and locates individual food items with bounding boxes.</w:t>
       </w:r>
     </w:p>
     <w:p>
       <w:pPr>
         <w:numPr>
           <w:ilvl w:val="0"/>
-          <w:numId w:val="2"/>
+          <w:numId w:val="3"/>
         </w:numPr>
-        <w:tabs>
-          <w:tab w:val="left" w:pos="2280"/>
-        </w:tabs>
-      </w:pPr>
-      <w:r>
-        <w:t>and the main macronutrients, such as protein, carbohydrates, and fat.</w:t>
-      </w:r>
-    </w:p>
-    <w:p>
-      <w:pPr>
-        <w:tabs>
-          <w:tab w:val="left" w:pos="2280"/>
-        </w:tabs>
-      </w:pPr>
-      <w:r>
-        <w:t xml:space="preserve">The idea is inspired by automated cafeteria checkout systems that already use computer vision to recognize food for pricing. Our goal is to go a step further and create a system that does not only identify the meal for </w:t>
+      </w:pPr>
+      <w:r>
+        <w:rPr>
+          <w:b/>
+          <w:bCs/>
+        </w:rPr>
+        <w:t xml:space="preserve">Classification. </w:t>
+      </w:r>
+      <w:r>
+        <w:t xml:space="preserve">Each detected region is classified into a food category (e.g., pizza, salad, rice). In our current MVP, a </w:t>
+      </w:r>
+      <w:proofErr w:type="spellStart"/>
+      <w:r>
+        <w:t>ResNet</w:t>
+      </w:r>
+      <w:proofErr w:type="spellEnd"/>
+      <w:r>
+        <w:t xml:space="preserve"> backbone performs image-level multi-label classification; a later milestone swaps this for per-region classification using the YOLO bounding boxes.</w:t>
+      </w:r>
+    </w:p>
+    <w:p>
+      <w:pPr>
+        <w:numPr>
+          <w:ilvl w:val="0"/>
+          <w:numId w:val="3"/>
+        </w:numPr>
+      </w:pPr>
+      <w:r>
+        <w:rPr>
+          <w:b/>
+          <w:bCs/>
+        </w:rPr>
+        <w:lastRenderedPageBreak/>
+        <w:t xml:space="preserve">Portion estimation. </w:t>
+      </w:r>
+      <w:r>
+        <w:t>A dedicated regression head predicts the estimated weight in grams for the detected food. This is one of the harder, less-solved problems in food analysis research.</w:t>
+      </w:r>
+    </w:p>
+    <w:p>
+      <w:pPr>
+        <w:numPr>
+          <w:ilvl w:val="0"/>
+          <w:numId w:val="3"/>
+        </w:numPr>
+      </w:pPr>
+      <w:r>
+        <w:rPr>
+          <w:b/>
+          <w:bCs/>
+        </w:rPr>
+        <w:t xml:space="preserve">Nutritional calculation. </w:t>
+      </w:r>
+      <w:r>
+        <w:t>The predicted food type and grams are matched against a nutritional database (initially USDA per-100g values, later the cafeteria’s own recipe data) to produce calories, protein, carbohydrates, and fat.</w:t>
+      </w:r>
+    </w:p>
+    <w:p>
+      <w:pPr>
+        <w:numPr>
+          <w:ilvl w:val="0"/>
+          <w:numId w:val="3"/>
+        </w:numPr>
+      </w:pPr>
+      <w:r>
+        <w:rPr>
+          <w:b/>
+          <w:bCs/>
+        </w:rPr>
+        <w:t xml:space="preserve">Structured output. </w:t>
       </w:r>
       <w:proofErr w:type="gramStart"/>
       <w:r>
-        <w:t>payment, but</w:t>
+        <w:t>The final result</w:t>
       </w:r>
       <w:proofErr w:type="gramEnd"/>
       <w:r>
-        <w:t xml:space="preserve"> also provides </w:t>
-      </w:r>
-      <w:r>
-        <w:rPr>
-          <w:b/>
-          <w:bCs/>
-        </w:rPr>
-        <w:t>nutritional intelligence</w:t>
-      </w:r>
-      <w:r>
-        <w:t xml:space="preserve"> in real time.</w:t>
-      </w:r>
-    </w:p>
-    <w:p>
-      <w:pPr>
-        <w:tabs>
-          <w:tab w:val="left" w:pos="2280"/>
-        </w:tabs>
-      </w:pPr>
-      <w:r>
-        <w:t xml:space="preserve">The core of the system would be a </w:t>
-      </w:r>
-      <w:r>
-        <w:rPr>
-          <w:b/>
-          <w:bCs/>
-        </w:rPr>
-        <w:t>deep learning vision pipeline</w:t>
-      </w:r>
-      <w:r>
-        <w:t xml:space="preserve">. First, a model such as </w:t>
-      </w:r>
-      <w:r>
-        <w:rPr>
-          <w:b/>
-          <w:bCs/>
-        </w:rPr>
-        <w:t>YOLO</w:t>
-      </w:r>
-      <w:r>
-        <w:t xml:space="preserve"> would detect and localize the different food items on the tray. Then, additional models would be used to better classify the food and estimate portion size. Based on those predictions, the system would connect to nutritional information, such as recipes or ingredient data from the university cafeteria, to calculate calories and macronutrient values.</w:t>
-      </w:r>
-    </w:p>
-    <w:p>
-      <w:pPr>
-        <w:tabs>
-          <w:tab w:val="left" w:pos="2280"/>
-        </w:tabs>
-      </w:pPr>
-      <w:r>
-        <w:t xml:space="preserve">What makes the project different from existing food-recognition apps is that we are not trying to build a generic “take a photo of any food” app. Instead, we want to design a </w:t>
-      </w:r>
-      <w:r>
-        <w:rPr>
-          <w:b/>
-          <w:bCs/>
-        </w:rPr>
-        <w:t>menu-aware, cafeteria-specific system</w:t>
-      </w:r>
-      <w:r>
-        <w:t xml:space="preserve"> that works in a controlled environment. Because the university cafeteria serves known meals with known recipes, the system can combine computer vision with structured menu data to make more reliable nutritional estimates than standard food-photo apps. Research in this area shows that food recognition already exists, but accurate </w:t>
-      </w:r>
-      <w:r>
-        <w:rPr>
-          <w:b/>
-          <w:bCs/>
-        </w:rPr>
-        <w:t>portion-aware nutrition estimation</w:t>
-      </w:r>
-      <w:r>
-        <w:t xml:space="preserve"> remains one of the harder and less solved problems, especially in realistic cafeteria tray settings.</w:t>
-      </w:r>
-    </w:p>
-    <w:p>
-      <w:pPr>
-        <w:tabs>
-          <w:tab w:val="left" w:pos="2280"/>
-        </w:tabs>
-      </w:pPr>
-      <w:r>
-        <w:t xml:space="preserve">An additional extension of the project is to include an </w:t>
-      </w:r>
-      <w:r>
-        <w:rPr>
-          <w:b/>
-          <w:bCs/>
-        </w:rPr>
-        <w:t>NLP or transformer-based component</w:t>
-      </w:r>
-      <w:r>
-        <w:t xml:space="preserve"> that turns the raw predictions into a useful explanation for the user. For example, instead of only saying “620 kcal,” the system could also generate a short description such as: </w:t>
-      </w:r>
+        <w:t xml:space="preserve"> is a JSON object listing every detected item with its confidence, estimated grams, and full macro breakdown, plus a tray-level total.</w:t>
+      </w:r>
+    </w:p>
+    <w:p>
+      <w:pPr>
+        <w:rPr>
+          <w:b/>
+          <w:bCs/>
+        </w:rPr>
+      </w:pPr>
+      <w:r>
+        <w:rPr>
+          <w:b/>
+          <w:bCs/>
+        </w:rPr>
+        <w:t>4. Model Architecture</w:t>
+      </w:r>
+    </w:p>
+    <w:p>
+      <w:pPr>
+        <w:rPr>
+          <w:b/>
+          <w:bCs/>
+        </w:rPr>
+      </w:pPr>
+      <w:r>
+        <w:rPr>
+          <w:b/>
+          <w:bCs/>
+        </w:rPr>
+        <w:t xml:space="preserve">4.1 Current MVP (Multi-Task </w:t>
+      </w:r>
+      <w:proofErr w:type="spellStart"/>
+      <w:r>
+        <w:rPr>
+          <w:b/>
+          <w:bCs/>
+        </w:rPr>
+        <w:t>ResNet</w:t>
+      </w:r>
+      <w:proofErr w:type="spellEnd"/>
+      <w:r>
+        <w:rPr>
+          <w:b/>
+          <w:bCs/>
+        </w:rPr>
+        <w:t>)</w:t>
+      </w:r>
+    </w:p>
+    <w:p>
+      <w:r>
+        <w:t xml:space="preserve">The current working implementation uses a </w:t>
+      </w:r>
+      <w:r>
+        <w:rPr>
+          <w:b/>
+          <w:bCs/>
+        </w:rPr>
+        <w:t>shared-backbone, multi-task architecture</w:t>
+      </w:r>
+      <w:r>
+        <w:t>:</w:t>
+      </w:r>
+    </w:p>
+    <w:p>
+      <w:pPr>
+        <w:numPr>
+          <w:ilvl w:val="0"/>
+          <w:numId w:val="4"/>
+        </w:numPr>
+      </w:pPr>
+      <w:r>
+        <w:rPr>
+          <w:b/>
+          <w:bCs/>
+        </w:rPr>
+        <w:t xml:space="preserve">Backbone: </w:t>
+      </w:r>
+      <w:r>
+        <w:t xml:space="preserve">ResNet-50 (or ResNet-18 / MobileNet-v3-Small), pretrained on ImageNet, with the final </w:t>
+      </w:r>
+      <w:proofErr w:type="gramStart"/>
+      <w:r>
+        <w:t>fully-connected</w:t>
+      </w:r>
+      <w:proofErr w:type="gramEnd"/>
+      <w:r>
+        <w:t xml:space="preserve"> layer removed. This produces a 2048-dimensional feature vector per image.</w:t>
+      </w:r>
+    </w:p>
+    <w:p>
+      <w:pPr>
+        <w:numPr>
+          <w:ilvl w:val="0"/>
+          <w:numId w:val="4"/>
+        </w:numPr>
+      </w:pPr>
+      <w:r>
+        <w:rPr>
+          <w:b/>
+          <w:bCs/>
+        </w:rPr>
+        <w:t xml:space="preserve">Detection head: </w:t>
+      </w:r>
+      <w:r>
+        <w:t xml:space="preserve">A linear classifier on top of the feature vector that outputs 10 logits (one per food category). Trained with </w:t>
+      </w:r>
+      <w:proofErr w:type="spellStart"/>
+      <w:r>
+        <w:t>BCEWithLogitsLoss</w:t>
+      </w:r>
+      <w:proofErr w:type="spellEnd"/>
+      <w:r>
+        <w:t xml:space="preserve"> for multi-label classification (a tray can have multiple foods).</w:t>
+      </w:r>
+    </w:p>
+    <w:p>
+      <w:pPr>
+        <w:numPr>
+          <w:ilvl w:val="0"/>
+          <w:numId w:val="4"/>
+        </w:numPr>
+      </w:pPr>
+      <w:r>
+        <w:rPr>
+          <w:b/>
+          <w:bCs/>
+        </w:rPr>
+        <w:t xml:space="preserve">Portion head: </w:t>
+      </w:r>
+      <w:r>
+        <w:t xml:space="preserve">A 3-layer MLP (256 → 128 → 1) with </w:t>
+      </w:r>
+      <w:proofErr w:type="spellStart"/>
+      <w:r>
+        <w:t>ReLU</w:t>
+      </w:r>
+      <w:proofErr w:type="spellEnd"/>
+      <w:r>
+        <w:t xml:space="preserve"> activations that regresses the estimated portion weight in grams. Trained with </w:t>
+      </w:r>
+      <w:proofErr w:type="spellStart"/>
+      <w:r>
+        <w:t>MSELoss</w:t>
+      </w:r>
+      <w:proofErr w:type="spellEnd"/>
+      <w:r>
+        <w:t>.</w:t>
+      </w:r>
+    </w:p>
+    <w:p>
+      <w:pPr>
+        <w:numPr>
+          <w:ilvl w:val="0"/>
+          <w:numId w:val="4"/>
+        </w:numPr>
+      </w:pPr>
+      <w:r>
+        <w:rPr>
+          <w:b/>
+          <w:bCs/>
+        </w:rPr>
+        <w:t xml:space="preserve">Combined loss: </w:t>
+      </w:r>
+      <w:r>
+        <w:t xml:space="preserve">L = </w:t>
+      </w:r>
+      <w:proofErr w:type="spellStart"/>
+      <w:r>
+        <w:t>w_cls</w:t>
+      </w:r>
+      <w:proofErr w:type="spellEnd"/>
+      <w:r>
+        <w:t xml:space="preserve"> × </w:t>
+      </w:r>
+      <w:proofErr w:type="spellStart"/>
+      <w:r>
+        <w:t>BCE_loss</w:t>
+      </w:r>
+      <w:proofErr w:type="spellEnd"/>
+      <w:r>
+        <w:t xml:space="preserve"> + </w:t>
+      </w:r>
+      <w:proofErr w:type="spellStart"/>
+      <w:r>
+        <w:t>w_por</w:t>
+      </w:r>
+      <w:proofErr w:type="spellEnd"/>
+      <w:r>
+        <w:t xml:space="preserve"> × </w:t>
+      </w:r>
+      <w:proofErr w:type="spellStart"/>
+      <w:r>
+        <w:t>MSE_loss</w:t>
+      </w:r>
+      <w:proofErr w:type="spellEnd"/>
+      <w:r>
+        <w:t xml:space="preserve">, with configurable weights (default 1.0 and 0.5). Optimised with </w:t>
+      </w:r>
+      <w:proofErr w:type="spellStart"/>
+      <w:r>
+        <w:t>AdamW</w:t>
+      </w:r>
+      <w:proofErr w:type="spellEnd"/>
+      <w:r>
+        <w:t xml:space="preserve"> and cosine-annealing LR schedule.</w:t>
+      </w:r>
+    </w:p>
+    <w:p>
+      <w:pPr>
+        <w:rPr>
+          <w:b/>
+          <w:bCs/>
+        </w:rPr>
+      </w:pPr>
+      <w:r>
+        <w:rPr>
+          <w:b/>
+          <w:bCs/>
+        </w:rPr>
+        <w:t>4.2 Planned Full Architecture</w:t>
+      </w:r>
+    </w:p>
+    <w:p>
+      <w:r>
+        <w:t>The roadmap for the final model architecture follows a two-stage pipeline:</w:t>
+      </w:r>
+    </w:p>
+    <w:p>
+      <w:pPr>
+        <w:numPr>
+          <w:ilvl w:val="0"/>
+          <w:numId w:val="3"/>
+        </w:numPr>
+      </w:pPr>
+      <w:r>
+        <w:rPr>
+          <w:b/>
+          <w:bCs/>
+        </w:rPr>
+        <w:t xml:space="preserve">Stage 1 – YOLO detection: </w:t>
+      </w:r>
+      <w:r>
+        <w:t>A YOLOv8 model (fine-tuned on food-specific datasets such as UNIMIB2016 or Food-101) partitions the tray image into per-item bounding boxes.</w:t>
+      </w:r>
+    </w:p>
+    <w:p>
+      <w:pPr>
+        <w:numPr>
+          <w:ilvl w:val="0"/>
+          <w:numId w:val="3"/>
+        </w:numPr>
+      </w:pPr>
+      <w:r>
+        <w:rPr>
+          <w:b/>
+          <w:bCs/>
+        </w:rPr>
+        <w:t xml:space="preserve">Stage 2 – Per-item analysis: </w:t>
+      </w:r>
+      <w:r>
+        <w:t xml:space="preserve">Each cropped bounding box is passed through a </w:t>
+      </w:r>
+      <w:proofErr w:type="spellStart"/>
+      <w:r>
+        <w:t>ResNet</w:t>
+      </w:r>
+      <w:proofErr w:type="spellEnd"/>
+      <w:r>
+        <w:t xml:space="preserve"> or U-Net to classify the item and estimate its portion. This two-stage approach gives per-item granularity that the current image-level MVP does not.</w:t>
+      </w:r>
+    </w:p>
+    <w:p>
+      <w:pPr>
+        <w:rPr>
+          <w:b/>
+          <w:bCs/>
+        </w:rPr>
+      </w:pPr>
+      <w:r>
+        <w:rPr>
+          <w:b/>
+          <w:bCs/>
+        </w:rPr>
+        <w:t>5. Technology Stack</w:t>
+      </w:r>
+    </w:p>
+    <w:tbl>
+      <w:tblPr>
+        <w:tblW w:w="9360" w:type="dxa"/>
+        <w:tblBorders>
+          <w:top w:val="single" w:sz="4" w:space="0" w:color="auto"/>
+          <w:left w:val="single" w:sz="4" w:space="0" w:color="auto"/>
+          <w:bottom w:val="single" w:sz="4" w:space="0" w:color="auto"/>
+          <w:right w:val="single" w:sz="4" w:space="0" w:color="auto"/>
+          <w:insideH w:val="single" w:sz="4" w:space="0" w:color="auto"/>
+          <w:insideV w:val="single" w:sz="4" w:space="0" w:color="auto"/>
+        </w:tblBorders>
+        <w:tblCellMar>
+          <w:left w:w="10" w:type="dxa"/>
+          <w:right w:w="10" w:type="dxa"/>
+        </w:tblCellMar>
+        <w:tblLook w:val="04A0" w:firstRow="1" w:lastRow="0" w:firstColumn="1" w:lastColumn="0" w:noHBand="0" w:noVBand="1"/>
+      </w:tblPr>
+      <w:tblGrid>
+        <w:gridCol w:w="2800"/>
+        <w:gridCol w:w="6560"/>
+      </w:tblGrid>
+      <w:tr>
+        <w:tc>
+          <w:tcPr>
+            <w:tcW w:w="2800" w:type="dxa"/>
+            <w:tcBorders>
+              <w:top w:val="single" w:sz="2" w:space="0" w:color="CCCCCC"/>
+              <w:left w:val="single" w:sz="2" w:space="0" w:color="CCCCCC"/>
+              <w:bottom w:val="single" w:sz="2" w:space="0" w:color="CCCCCC"/>
+              <w:right w:val="single" w:sz="2" w:space="0" w:color="CCCCCC"/>
+            </w:tcBorders>
+            <w:shd w:val="clear" w:color="auto" w:fill="2B3A4E"/>
+            <w:tcMar>
+              <w:top w:w="80" w:type="dxa"/>
+              <w:left w:w="120" w:type="dxa"/>
+              <w:bottom w:w="80" w:type="dxa"/>
+              <w:right w:w="120" w:type="dxa"/>
+            </w:tcMar>
+            <w:hideMark/>
+          </w:tcPr>
+          <w:p>
+            <w:r>
+              <w:rPr>
+                <w:b/>
+                <w:bCs/>
+              </w:rPr>
+              <w:lastRenderedPageBreak/>
+              <w:t>Layer</w:t>
+            </w:r>
+          </w:p>
+        </w:tc>
+        <w:tc>
+          <w:tcPr>
+            <w:tcW w:w="6560" w:type="dxa"/>
+            <w:tcBorders>
+              <w:top w:val="single" w:sz="2" w:space="0" w:color="CCCCCC"/>
+              <w:left w:val="single" w:sz="2" w:space="0" w:color="CCCCCC"/>
+              <w:bottom w:val="single" w:sz="2" w:space="0" w:color="CCCCCC"/>
+              <w:right w:val="single" w:sz="2" w:space="0" w:color="CCCCCC"/>
+            </w:tcBorders>
+            <w:shd w:val="clear" w:color="auto" w:fill="2B3A4E"/>
+            <w:tcMar>
+              <w:top w:w="80" w:type="dxa"/>
+              <w:left w:w="120" w:type="dxa"/>
+              <w:bottom w:w="80" w:type="dxa"/>
+              <w:right w:w="120" w:type="dxa"/>
+            </w:tcMar>
+            <w:hideMark/>
+          </w:tcPr>
+          <w:p>
+            <w:r>
+              <w:rPr>
+                <w:b/>
+                <w:bCs/>
+              </w:rPr>
+              <w:t>Technologies</w:t>
+            </w:r>
+          </w:p>
+        </w:tc>
+      </w:tr>
+      <w:tr>
+        <w:tc>
+          <w:tcPr>
+            <w:tcW w:w="2800" w:type="dxa"/>
+            <w:tcBorders>
+              <w:top w:val="single" w:sz="2" w:space="0" w:color="CCCCCC"/>
+              <w:left w:val="single" w:sz="2" w:space="0" w:color="CCCCCC"/>
+              <w:bottom w:val="single" w:sz="2" w:space="0" w:color="CCCCCC"/>
+              <w:right w:val="single" w:sz="2" w:space="0" w:color="CCCCCC"/>
+            </w:tcBorders>
+            <w:tcMar>
+              <w:top w:w="80" w:type="dxa"/>
+              <w:left w:w="120" w:type="dxa"/>
+              <w:bottom w:w="80" w:type="dxa"/>
+              <w:right w:w="120" w:type="dxa"/>
+            </w:tcMar>
+            <w:hideMark/>
+          </w:tcPr>
+          <w:p>
+            <w:r>
+              <w:t>Language</w:t>
+            </w:r>
+          </w:p>
+        </w:tc>
+        <w:tc>
+          <w:tcPr>
+            <w:tcW w:w="6560" w:type="dxa"/>
+            <w:tcBorders>
+              <w:top w:val="single" w:sz="2" w:space="0" w:color="CCCCCC"/>
+              <w:left w:val="single" w:sz="2" w:space="0" w:color="CCCCCC"/>
+              <w:bottom w:val="single" w:sz="2" w:space="0" w:color="CCCCCC"/>
+              <w:right w:val="single" w:sz="2" w:space="0" w:color="CCCCCC"/>
+            </w:tcBorders>
+            <w:tcMar>
+              <w:top w:w="80" w:type="dxa"/>
+              <w:left w:w="120" w:type="dxa"/>
+              <w:bottom w:w="80" w:type="dxa"/>
+              <w:right w:w="120" w:type="dxa"/>
+            </w:tcMar>
+            <w:hideMark/>
+          </w:tcPr>
+          <w:p>
+            <w:r>
+              <w:t>Python 3.11+</w:t>
+            </w:r>
+          </w:p>
+        </w:tc>
+      </w:tr>
+      <w:tr>
+        <w:tc>
+          <w:tcPr>
+            <w:tcW w:w="2800" w:type="dxa"/>
+            <w:tcBorders>
+              <w:top w:val="single" w:sz="2" w:space="0" w:color="CCCCCC"/>
+              <w:left w:val="single" w:sz="2" w:space="0" w:color="CCCCCC"/>
+              <w:bottom w:val="single" w:sz="2" w:space="0" w:color="CCCCCC"/>
+              <w:right w:val="single" w:sz="2" w:space="0" w:color="CCCCCC"/>
+            </w:tcBorders>
+            <w:tcMar>
+              <w:top w:w="80" w:type="dxa"/>
+              <w:left w:w="120" w:type="dxa"/>
+              <w:bottom w:w="80" w:type="dxa"/>
+              <w:right w:w="120" w:type="dxa"/>
+            </w:tcMar>
+            <w:hideMark/>
+          </w:tcPr>
+          <w:p>
+            <w:r>
+              <w:t>Deep learning</w:t>
+            </w:r>
+          </w:p>
+        </w:tc>
+        <w:tc>
+          <w:tcPr>
+            <w:tcW w:w="6560" w:type="dxa"/>
+            <w:tcBorders>
+              <w:top w:val="single" w:sz="2" w:space="0" w:color="CCCCCC"/>
+              <w:left w:val="single" w:sz="2" w:space="0" w:color="CCCCCC"/>
+              <w:bottom w:val="single" w:sz="2" w:space="0" w:color="CCCCCC"/>
+              <w:right w:val="single" w:sz="2" w:space="0" w:color="CCCCCC"/>
+            </w:tcBorders>
+            <w:tcMar>
+              <w:top w:w="80" w:type="dxa"/>
+              <w:left w:w="120" w:type="dxa"/>
+              <w:bottom w:w="80" w:type="dxa"/>
+              <w:right w:w="120" w:type="dxa"/>
+            </w:tcMar>
+            <w:hideMark/>
+          </w:tcPr>
+          <w:p>
+            <w:proofErr w:type="spellStart"/>
+            <w:r>
+              <w:t>PyTorch</w:t>
+            </w:r>
+            <w:proofErr w:type="spellEnd"/>
+            <w:r>
+              <w:t xml:space="preserve">, </w:t>
+            </w:r>
+            <w:proofErr w:type="spellStart"/>
+            <w:r>
+              <w:t>torchvision</w:t>
+            </w:r>
+            <w:proofErr w:type="spellEnd"/>
+            <w:r>
+              <w:t xml:space="preserve">, </w:t>
+            </w:r>
+            <w:proofErr w:type="spellStart"/>
+            <w:r>
+              <w:t>torchmetrics</w:t>
+            </w:r>
+            <w:proofErr w:type="spellEnd"/>
+          </w:p>
+        </w:tc>
+      </w:tr>
+      <w:tr>
+        <w:tc>
+          <w:tcPr>
+            <w:tcW w:w="2800" w:type="dxa"/>
+            <w:tcBorders>
+              <w:top w:val="single" w:sz="2" w:space="0" w:color="CCCCCC"/>
+              <w:left w:val="single" w:sz="2" w:space="0" w:color="CCCCCC"/>
+              <w:bottom w:val="single" w:sz="2" w:space="0" w:color="CCCCCC"/>
+              <w:right w:val="single" w:sz="2" w:space="0" w:color="CCCCCC"/>
+            </w:tcBorders>
+            <w:tcMar>
+              <w:top w:w="80" w:type="dxa"/>
+              <w:left w:w="120" w:type="dxa"/>
+              <w:bottom w:w="80" w:type="dxa"/>
+              <w:right w:w="120" w:type="dxa"/>
+            </w:tcMar>
+            <w:hideMark/>
+          </w:tcPr>
+          <w:p>
+            <w:r>
+              <w:t>Detection</w:t>
+            </w:r>
+          </w:p>
+        </w:tc>
+        <w:tc>
+          <w:tcPr>
+            <w:tcW w:w="6560" w:type="dxa"/>
+            <w:tcBorders>
+              <w:top w:val="single" w:sz="2" w:space="0" w:color="CCCCCC"/>
+              <w:left w:val="single" w:sz="2" w:space="0" w:color="CCCCCC"/>
+              <w:bottom w:val="single" w:sz="2" w:space="0" w:color="CCCCCC"/>
+              <w:right w:val="single" w:sz="2" w:space="0" w:color="CCCCCC"/>
+            </w:tcBorders>
+            <w:tcMar>
+              <w:top w:w="80" w:type="dxa"/>
+              <w:left w:w="120" w:type="dxa"/>
+              <w:bottom w:w="80" w:type="dxa"/>
+              <w:right w:w="120" w:type="dxa"/>
+            </w:tcMar>
+            <w:hideMark/>
+          </w:tcPr>
+          <w:p>
+            <w:r>
+              <w:t>YOLOv8 (</w:t>
+            </w:r>
+            <w:proofErr w:type="spellStart"/>
+            <w:r>
+              <w:t>ultralytics</w:t>
+            </w:r>
+            <w:proofErr w:type="spellEnd"/>
+            <w:r>
+              <w:t>) for MVP; custom YOLO fine-tuning planned</w:t>
+            </w:r>
+          </w:p>
+        </w:tc>
+      </w:tr>
+      <w:tr>
+        <w:tc>
+          <w:tcPr>
+            <w:tcW w:w="2800" w:type="dxa"/>
+            <w:tcBorders>
+              <w:top w:val="single" w:sz="2" w:space="0" w:color="CCCCCC"/>
+              <w:left w:val="single" w:sz="2" w:space="0" w:color="CCCCCC"/>
+              <w:bottom w:val="single" w:sz="2" w:space="0" w:color="CCCCCC"/>
+              <w:right w:val="single" w:sz="2" w:space="0" w:color="CCCCCC"/>
+            </w:tcBorders>
+            <w:tcMar>
+              <w:top w:w="80" w:type="dxa"/>
+              <w:left w:w="120" w:type="dxa"/>
+              <w:bottom w:w="80" w:type="dxa"/>
+              <w:right w:w="120" w:type="dxa"/>
+            </w:tcMar>
+            <w:hideMark/>
+          </w:tcPr>
+          <w:p>
+            <w:r>
+              <w:t>Classification</w:t>
+            </w:r>
+          </w:p>
+        </w:tc>
+        <w:tc>
+          <w:tcPr>
+            <w:tcW w:w="6560" w:type="dxa"/>
+            <w:tcBorders>
+              <w:top w:val="single" w:sz="2" w:space="0" w:color="CCCCCC"/>
+              <w:left w:val="single" w:sz="2" w:space="0" w:color="CCCCCC"/>
+              <w:bottom w:val="single" w:sz="2" w:space="0" w:color="CCCCCC"/>
+              <w:right w:val="single" w:sz="2" w:space="0" w:color="CCCCCC"/>
+            </w:tcBorders>
+            <w:tcMar>
+              <w:top w:w="80" w:type="dxa"/>
+              <w:left w:w="120" w:type="dxa"/>
+              <w:bottom w:w="80" w:type="dxa"/>
+              <w:right w:w="120" w:type="dxa"/>
+            </w:tcMar>
+            <w:hideMark/>
+          </w:tcPr>
+          <w:p>
+            <w:r>
+              <w:t>ResNet-50 / ResNet-18 / MobileNet-v3-Small (pretrained ImageNet)</w:t>
+            </w:r>
+          </w:p>
+        </w:tc>
+      </w:tr>
+      <w:tr>
+        <w:tc>
+          <w:tcPr>
+            <w:tcW w:w="2800" w:type="dxa"/>
+            <w:tcBorders>
+              <w:top w:val="single" w:sz="2" w:space="0" w:color="CCCCCC"/>
+              <w:left w:val="single" w:sz="2" w:space="0" w:color="CCCCCC"/>
+              <w:bottom w:val="single" w:sz="2" w:space="0" w:color="CCCCCC"/>
+              <w:right w:val="single" w:sz="2" w:space="0" w:color="CCCCCC"/>
+            </w:tcBorders>
+            <w:tcMar>
+              <w:top w:w="80" w:type="dxa"/>
+              <w:left w:w="120" w:type="dxa"/>
+              <w:bottom w:w="80" w:type="dxa"/>
+              <w:right w:w="120" w:type="dxa"/>
+            </w:tcMar>
+            <w:hideMark/>
+          </w:tcPr>
+          <w:p>
+            <w:r>
+              <w:t>Config</w:t>
+            </w:r>
+          </w:p>
+        </w:tc>
+        <w:tc>
+          <w:tcPr>
+            <w:tcW w:w="6560" w:type="dxa"/>
+            <w:tcBorders>
+              <w:top w:val="single" w:sz="2" w:space="0" w:color="CCCCCC"/>
+              <w:left w:val="single" w:sz="2" w:space="0" w:color="CCCCCC"/>
+              <w:bottom w:val="single" w:sz="2" w:space="0" w:color="CCCCCC"/>
+              <w:right w:val="single" w:sz="2" w:space="0" w:color="CCCCCC"/>
+            </w:tcBorders>
+            <w:tcMar>
+              <w:top w:w="80" w:type="dxa"/>
+              <w:left w:w="120" w:type="dxa"/>
+              <w:bottom w:w="80" w:type="dxa"/>
+              <w:right w:w="120" w:type="dxa"/>
+            </w:tcMar>
+            <w:hideMark/>
+          </w:tcPr>
+          <w:p>
+            <w:r>
+              <w:t xml:space="preserve">YAML files + Python </w:t>
+            </w:r>
+            <w:proofErr w:type="spellStart"/>
+            <w:r>
+              <w:t>dataclasses</w:t>
+            </w:r>
+            <w:proofErr w:type="spellEnd"/>
+          </w:p>
+        </w:tc>
+      </w:tr>
+      <w:tr>
+        <w:tc>
+          <w:tcPr>
+            <w:tcW w:w="2800" w:type="dxa"/>
+            <w:tcBorders>
+              <w:top w:val="single" w:sz="2" w:space="0" w:color="CCCCCC"/>
+              <w:left w:val="single" w:sz="2" w:space="0" w:color="CCCCCC"/>
+              <w:bottom w:val="single" w:sz="2" w:space="0" w:color="CCCCCC"/>
+              <w:right w:val="single" w:sz="2" w:space="0" w:color="CCCCCC"/>
+            </w:tcBorders>
+            <w:tcMar>
+              <w:top w:w="80" w:type="dxa"/>
+              <w:left w:w="120" w:type="dxa"/>
+              <w:bottom w:w="80" w:type="dxa"/>
+              <w:right w:w="120" w:type="dxa"/>
+            </w:tcMar>
+            <w:hideMark/>
+          </w:tcPr>
+          <w:p>
+            <w:r>
+              <w:t>CLI</w:t>
+            </w:r>
+          </w:p>
+        </w:tc>
+        <w:tc>
+          <w:tcPr>
+            <w:tcW w:w="6560" w:type="dxa"/>
+            <w:tcBorders>
+              <w:top w:val="single" w:sz="2" w:space="0" w:color="CCCCCC"/>
+              <w:left w:val="single" w:sz="2" w:space="0" w:color="CCCCCC"/>
+              <w:bottom w:val="single" w:sz="2" w:space="0" w:color="CCCCCC"/>
+              <w:right w:val="single" w:sz="2" w:space="0" w:color="CCCCCC"/>
+            </w:tcBorders>
+            <w:tcMar>
+              <w:top w:w="80" w:type="dxa"/>
+              <w:left w:w="120" w:type="dxa"/>
+              <w:bottom w:w="80" w:type="dxa"/>
+              <w:right w:w="120" w:type="dxa"/>
+            </w:tcMar>
+            <w:hideMark/>
+          </w:tcPr>
+          <w:p>
+            <w:proofErr w:type="spellStart"/>
+            <w:r>
+              <w:t>argparse</w:t>
+            </w:r>
+            <w:proofErr w:type="spellEnd"/>
+            <w:r>
+              <w:t xml:space="preserve"> with flat-key override support</w:t>
+            </w:r>
+          </w:p>
+        </w:tc>
+      </w:tr>
+      <w:tr>
+        <w:tc>
+          <w:tcPr>
+            <w:tcW w:w="2800" w:type="dxa"/>
+            <w:tcBorders>
+              <w:top w:val="single" w:sz="2" w:space="0" w:color="CCCCCC"/>
+              <w:left w:val="single" w:sz="2" w:space="0" w:color="CCCCCC"/>
+              <w:bottom w:val="single" w:sz="2" w:space="0" w:color="CCCCCC"/>
+              <w:right w:val="single" w:sz="2" w:space="0" w:color="CCCCCC"/>
+            </w:tcBorders>
+            <w:tcMar>
+              <w:top w:w="80" w:type="dxa"/>
+              <w:left w:w="120" w:type="dxa"/>
+              <w:bottom w:w="80" w:type="dxa"/>
+              <w:right w:w="120" w:type="dxa"/>
+            </w:tcMar>
+            <w:hideMark/>
+          </w:tcPr>
+          <w:p>
+            <w:r>
+              <w:t>Testing</w:t>
+            </w:r>
+          </w:p>
+        </w:tc>
+        <w:tc>
+          <w:tcPr>
+            <w:tcW w:w="6560" w:type="dxa"/>
+            <w:tcBorders>
+              <w:top w:val="single" w:sz="2" w:space="0" w:color="CCCCCC"/>
+              <w:left w:val="single" w:sz="2" w:space="0" w:color="CCCCCC"/>
+              <w:bottom w:val="single" w:sz="2" w:space="0" w:color="CCCCCC"/>
+              <w:right w:val="single" w:sz="2" w:space="0" w:color="CCCCCC"/>
+            </w:tcBorders>
+            <w:tcMar>
+              <w:top w:w="80" w:type="dxa"/>
+              <w:left w:w="120" w:type="dxa"/>
+              <w:bottom w:w="80" w:type="dxa"/>
+              <w:right w:w="120" w:type="dxa"/>
+            </w:tcMar>
+            <w:hideMark/>
+          </w:tcPr>
+          <w:p>
+            <w:proofErr w:type="spellStart"/>
+            <w:r>
+              <w:t>pytest</w:t>
+            </w:r>
+            <w:proofErr w:type="spellEnd"/>
+            <w:r>
+              <w:t xml:space="preserve"> (config, model, dataset, nutrition unit tests)</w:t>
+            </w:r>
+          </w:p>
+        </w:tc>
+      </w:tr>
+      <w:tr>
+        <w:tc>
+          <w:tcPr>
+            <w:tcW w:w="2800" w:type="dxa"/>
+            <w:tcBorders>
+              <w:top w:val="single" w:sz="2" w:space="0" w:color="CCCCCC"/>
+              <w:left w:val="single" w:sz="2" w:space="0" w:color="CCCCCC"/>
+              <w:bottom w:val="single" w:sz="2" w:space="0" w:color="CCCCCC"/>
+              <w:right w:val="single" w:sz="2" w:space="0" w:color="CCCCCC"/>
+            </w:tcBorders>
+            <w:tcMar>
+              <w:top w:w="80" w:type="dxa"/>
+              <w:left w:w="120" w:type="dxa"/>
+              <w:bottom w:w="80" w:type="dxa"/>
+              <w:right w:w="120" w:type="dxa"/>
+            </w:tcMar>
+            <w:hideMark/>
+          </w:tcPr>
+          <w:p>
+            <w:r>
+              <w:t>NLP (planned)</w:t>
+            </w:r>
+          </w:p>
+        </w:tc>
+        <w:tc>
+          <w:tcPr>
+            <w:tcW w:w="6560" w:type="dxa"/>
+            <w:tcBorders>
+              <w:top w:val="single" w:sz="2" w:space="0" w:color="CCCCCC"/>
+              <w:left w:val="single" w:sz="2" w:space="0" w:color="CCCCCC"/>
+              <w:bottom w:val="single" w:sz="2" w:space="0" w:color="CCCCCC"/>
+              <w:right w:val="single" w:sz="2" w:space="0" w:color="CCCCCC"/>
+            </w:tcBorders>
+            <w:tcMar>
+              <w:top w:w="80" w:type="dxa"/>
+              <w:left w:w="120" w:type="dxa"/>
+              <w:bottom w:w="80" w:type="dxa"/>
+              <w:right w:w="120" w:type="dxa"/>
+            </w:tcMar>
+            <w:hideMark/>
+          </w:tcPr>
+          <w:p>
+            <w:r>
+              <w:t>Transformer-based text generation for nutritional summaries</w:t>
+            </w:r>
+          </w:p>
+        </w:tc>
+      </w:tr>
+      <w:tr>
+        <w:tc>
+          <w:tcPr>
+            <w:tcW w:w="2800" w:type="dxa"/>
+            <w:tcBorders>
+              <w:top w:val="single" w:sz="2" w:space="0" w:color="CCCCCC"/>
+              <w:left w:val="single" w:sz="2" w:space="0" w:color="CCCCCC"/>
+              <w:bottom w:val="single" w:sz="2" w:space="0" w:color="CCCCCC"/>
+              <w:right w:val="single" w:sz="2" w:space="0" w:color="CCCCCC"/>
+            </w:tcBorders>
+            <w:tcMar>
+              <w:top w:w="80" w:type="dxa"/>
+              <w:left w:w="120" w:type="dxa"/>
+              <w:bottom w:w="80" w:type="dxa"/>
+              <w:right w:w="120" w:type="dxa"/>
+            </w:tcMar>
+            <w:hideMark/>
+          </w:tcPr>
+          <w:p>
+            <w:r>
+              <w:t>API (planned)</w:t>
+            </w:r>
+          </w:p>
+        </w:tc>
+        <w:tc>
+          <w:tcPr>
+            <w:tcW w:w="6560" w:type="dxa"/>
+            <w:tcBorders>
+              <w:top w:val="single" w:sz="2" w:space="0" w:color="CCCCCC"/>
+              <w:left w:val="single" w:sz="2" w:space="0" w:color="CCCCCC"/>
+              <w:bottom w:val="single" w:sz="2" w:space="0" w:color="CCCCCC"/>
+              <w:right w:val="single" w:sz="2" w:space="0" w:color="CCCCCC"/>
+            </w:tcBorders>
+            <w:tcMar>
+              <w:top w:w="80" w:type="dxa"/>
+              <w:left w:w="120" w:type="dxa"/>
+              <w:bottom w:w="80" w:type="dxa"/>
+              <w:right w:w="120" w:type="dxa"/>
+            </w:tcMar>
+            <w:hideMark/>
+          </w:tcPr>
+          <w:p>
+            <w:r>
+              <w:t>Integration with IE University cafeteria menu data</w:t>
+            </w:r>
+          </w:p>
+        </w:tc>
+      </w:tr>
+    </w:tbl>
+    <w:p/>
+    <w:p>
+      <w:pPr>
+        <w:rPr>
+          <w:b/>
+          <w:bCs/>
+        </w:rPr>
+      </w:pPr>
+      <w:r>
+        <w:rPr>
+          <w:b/>
+          <w:bCs/>
+        </w:rPr>
+        <w:t>6. Repository Structure</w:t>
+      </w:r>
+    </w:p>
+    <w:p>
+      <w:r>
+        <w:t>The project is organised into two codebases within the same repository:</w:t>
+      </w:r>
+    </w:p>
+    <w:p>
+      <w:pPr>
+        <w:rPr>
+          <w:b/>
+          <w:bCs/>
+        </w:rPr>
+      </w:pPr>
+      <w:r>
+        <w:rPr>
+          <w:b/>
+          <w:bCs/>
+        </w:rPr>
+        <w:t xml:space="preserve">6.1 </w:t>
+      </w:r>
+      <w:proofErr w:type="spellStart"/>
+      <w:r>
+        <w:rPr>
+          <w:b/>
+          <w:bCs/>
+        </w:rPr>
+        <w:t>firstbase</w:t>
+      </w:r>
+      <w:proofErr w:type="spellEnd"/>
+      <w:r>
+        <w:rPr>
+          <w:b/>
+          <w:bCs/>
+        </w:rPr>
+        <w:t>/ – YOLOv8 MVP</w:t>
+      </w:r>
+    </w:p>
+    <w:p>
+      <w:r>
+        <w:t>A lightweight 7-file inference-only pipeline that uses a pretrained YOLOv8 (COCO weights) to detect food items, estimates portion size from bounding-box area ratios, and looks up calories from a hardcoded USDA table. This produces a working end-to-end demo but cannot be trained on custom data.</w:t>
+      </w:r>
+    </w:p>
+    <w:p>
+      <w:pPr>
+        <w:rPr>
+          <w:b/>
+          <w:bCs/>
+        </w:rPr>
+      </w:pPr>
+      <w:r>
+        <w:rPr>
+          <w:b/>
+          <w:bCs/>
+        </w:rPr>
+        <w:t xml:space="preserve">6.2 Root project – </w:t>
+      </w:r>
+      <w:proofErr w:type="spellStart"/>
+      <w:r>
+        <w:rPr>
+          <w:b/>
+          <w:bCs/>
+        </w:rPr>
+        <w:t>PyTorch</w:t>
+      </w:r>
+      <w:proofErr w:type="spellEnd"/>
+      <w:r>
+        <w:rPr>
+          <w:b/>
+          <w:bCs/>
+        </w:rPr>
+        <w:t xml:space="preserve"> training repository</w:t>
+      </w:r>
+    </w:p>
+    <w:p>
+      <w:r>
+        <w:t>The full 25-file trainable repository with modular architecture:</w:t>
+      </w:r>
+    </w:p>
+    <w:p>
+      <w:pPr>
+        <w:numPr>
+          <w:ilvl w:val="0"/>
+          <w:numId w:val="4"/>
+        </w:numPr>
+      </w:pPr>
       <w:r>
         <w:rPr>
           <w:i/>
           <w:iCs/>
         </w:rPr>
-        <w:t>“This meal is high in carbohydrates and moderate in protein. A possible improvement would be to replace part of the fries with vegetables for a better nutritional balance.”</w:t>
-      </w:r>
-      <w:r>
-        <w:t xml:space="preserve"> This would make the project more innovative by combining </w:t>
-      </w:r>
-      <w:r>
-        <w:rPr>
-          <w:b/>
-          <w:bCs/>
-        </w:rPr>
-        <w:t>computer vision for detection</w:t>
-      </w:r>
-      <w:r>
-        <w:t xml:space="preserve"> with </w:t>
-      </w:r>
-      <w:r>
-        <w:rPr>
-          <w:b/>
-          <w:bCs/>
-        </w:rPr>
-        <w:t>language generation for personalized feedback</w:t>
-      </w:r>
-      <w:r>
-        <w:t>.</w:t>
-      </w:r>
-    </w:p>
-    <w:p>
-      <w:pPr>
-        <w:tabs>
-          <w:tab w:val="left" w:pos="2280"/>
-        </w:tabs>
-      </w:pPr>
-    </w:p>
+        <w:t xml:space="preserve">train.py / infer.py </w:t>
+      </w:r>
+      <w:r>
+        <w:t>– CLI entry points for training and inference</w:t>
+      </w:r>
+    </w:p>
+    <w:p>
+      <w:pPr>
+        <w:numPr>
+          <w:ilvl w:val="0"/>
+          <w:numId w:val="4"/>
+        </w:numPr>
+      </w:pPr>
+      <w:r>
+        <w:rPr>
+          <w:i/>
+          <w:iCs/>
+        </w:rPr>
+        <w:t xml:space="preserve">configs/ </w:t>
+      </w:r>
+      <w:r>
+        <w:t>– YAML hyperparameter files (base config + debug config for smoke tests)</w:t>
+      </w:r>
+    </w:p>
+    <w:p>
+      <w:pPr>
+        <w:numPr>
+          <w:ilvl w:val="0"/>
+          <w:numId w:val="4"/>
+        </w:numPr>
+      </w:pPr>
+      <w:proofErr w:type="spellStart"/>
+      <w:r>
+        <w:rPr>
+          <w:i/>
+          <w:iCs/>
+        </w:rPr>
+        <w:t>src</w:t>
+      </w:r>
+      <w:proofErr w:type="spellEnd"/>
+      <w:r>
+        <w:rPr>
+          <w:i/>
+          <w:iCs/>
+        </w:rPr>
+        <w:t xml:space="preserve">/models/ </w:t>
+      </w:r>
+      <w:r>
+        <w:t xml:space="preserve">– </w:t>
+      </w:r>
+      <w:proofErr w:type="spellStart"/>
+      <w:r>
+        <w:t>DetectionHead</w:t>
+      </w:r>
+      <w:proofErr w:type="spellEnd"/>
+      <w:r>
+        <w:t xml:space="preserve"> (backbone + classifier), </w:t>
+      </w:r>
+      <w:proofErr w:type="spellStart"/>
+      <w:r>
+        <w:t>PortionHead</w:t>
+      </w:r>
+      <w:proofErr w:type="spellEnd"/>
+      <w:r>
+        <w:t xml:space="preserve"> (MLP regressor), </w:t>
+      </w:r>
+      <w:proofErr w:type="spellStart"/>
+      <w:r>
+        <w:t>TrayModel</w:t>
+      </w:r>
+      <w:proofErr w:type="spellEnd"/>
+      <w:r>
+        <w:t xml:space="preserve"> (multi-task wrapper)</w:t>
+      </w:r>
+    </w:p>
+    <w:p>
+      <w:pPr>
+        <w:numPr>
+          <w:ilvl w:val="0"/>
+          <w:numId w:val="4"/>
+        </w:numPr>
+      </w:pPr>
+      <w:r>
+        <w:rPr>
+          <w:i/>
+          <w:iCs/>
+        </w:rPr>
+        <w:lastRenderedPageBreak/>
+        <w:t xml:space="preserve">src/dataset.py </w:t>
+      </w:r>
+      <w:r>
+        <w:t>– COCO-format data loader + synthetic data generator for testing</w:t>
+      </w:r>
+    </w:p>
+    <w:p>
+      <w:pPr>
+        <w:numPr>
+          <w:ilvl w:val="0"/>
+          <w:numId w:val="4"/>
+        </w:numPr>
+      </w:pPr>
+      <w:r>
+        <w:rPr>
+          <w:i/>
+          <w:iCs/>
+        </w:rPr>
+        <w:t xml:space="preserve">src/trainer.py </w:t>
+      </w:r>
+      <w:r>
+        <w:t xml:space="preserve">– Training loop with multi-task loss, LR scheduling, and </w:t>
+      </w:r>
+      <w:proofErr w:type="gramStart"/>
+      <w:r>
+        <w:t>top-K</w:t>
+      </w:r>
+      <w:proofErr w:type="gramEnd"/>
+      <w:r>
+        <w:t xml:space="preserve"> checkpointing</w:t>
+      </w:r>
+    </w:p>
+    <w:p>
+      <w:pPr>
+        <w:numPr>
+          <w:ilvl w:val="0"/>
+          <w:numId w:val="4"/>
+        </w:numPr>
+      </w:pPr>
+      <w:r>
+        <w:rPr>
+          <w:i/>
+          <w:iCs/>
+        </w:rPr>
+        <w:t xml:space="preserve">src/inference.py </w:t>
+      </w:r>
+      <w:r>
+        <w:t>– Load checkpoint → classify → nutrition lookup → JSON</w:t>
+      </w:r>
+    </w:p>
+    <w:p>
+      <w:pPr>
+        <w:numPr>
+          <w:ilvl w:val="0"/>
+          <w:numId w:val="4"/>
+        </w:numPr>
+      </w:pPr>
+      <w:r>
+        <w:rPr>
+          <w:i/>
+          <w:iCs/>
+        </w:rPr>
+        <w:t xml:space="preserve">src/nutrition.py </w:t>
+      </w:r>
+      <w:r>
+        <w:t>– USDA calorie/macro lookup table</w:t>
+      </w:r>
+    </w:p>
+    <w:p>
+      <w:pPr>
+        <w:numPr>
+          <w:ilvl w:val="0"/>
+          <w:numId w:val="4"/>
+        </w:numPr>
+      </w:pPr>
+      <w:proofErr w:type="spellStart"/>
+      <w:r>
+        <w:rPr>
+          <w:i/>
+          <w:iCs/>
+        </w:rPr>
+        <w:t>src</w:t>
+      </w:r>
+      <w:proofErr w:type="spellEnd"/>
+      <w:r>
+        <w:rPr>
+          <w:i/>
+          <w:iCs/>
+        </w:rPr>
+        <w:t xml:space="preserve">/utils/ </w:t>
+      </w:r>
+      <w:r>
+        <w:t>– Device detection, metrics (accuracy, MAE, precision/recall), visualisation</w:t>
+      </w:r>
+    </w:p>
+    <w:p>
+      <w:pPr>
+        <w:numPr>
+          <w:ilvl w:val="0"/>
+          <w:numId w:val="4"/>
+        </w:numPr>
+      </w:pPr>
+      <w:r>
+        <w:rPr>
+          <w:i/>
+          <w:iCs/>
+        </w:rPr>
+        <w:t xml:space="preserve">tests/ </w:t>
+      </w:r>
+      <w:r>
+        <w:t>– Unit tests for config loading, model forward pass, dataset shapes, and nutrition scaling</w:t>
+      </w:r>
+    </w:p>
+    <w:p>
+      <w:pPr>
+        <w:rPr>
+          <w:b/>
+          <w:bCs/>
+        </w:rPr>
+      </w:pPr>
+      <w:r>
+        <w:rPr>
+          <w:b/>
+          <w:bCs/>
+        </w:rPr>
+        <w:t>7. Roadmap</w:t>
+      </w:r>
+    </w:p>
+    <w:tbl>
+      <w:tblPr>
+        <w:tblW w:w="9360" w:type="dxa"/>
+        <w:tblBorders>
+          <w:top w:val="single" w:sz="4" w:space="0" w:color="auto"/>
+          <w:left w:val="single" w:sz="4" w:space="0" w:color="auto"/>
+          <w:bottom w:val="single" w:sz="4" w:space="0" w:color="auto"/>
+          <w:right w:val="single" w:sz="4" w:space="0" w:color="auto"/>
+          <w:insideH w:val="single" w:sz="4" w:space="0" w:color="auto"/>
+          <w:insideV w:val="single" w:sz="4" w:space="0" w:color="auto"/>
+        </w:tblBorders>
+        <w:tblCellMar>
+          <w:left w:w="10" w:type="dxa"/>
+          <w:right w:w="10" w:type="dxa"/>
+        </w:tblCellMar>
+        <w:tblLook w:val="04A0" w:firstRow="1" w:lastRow="0" w:firstColumn="1" w:lastColumn="0" w:noHBand="0" w:noVBand="1"/>
+      </w:tblPr>
+      <w:tblGrid>
+        <w:gridCol w:w="1562"/>
+        <w:gridCol w:w="3115"/>
+        <w:gridCol w:w="2131"/>
+        <w:gridCol w:w="2552"/>
+      </w:tblGrid>
+      <w:tr>
+        <w:tc>
+          <w:tcPr>
+            <w:tcW w:w="1600" w:type="dxa"/>
+            <w:tcBorders>
+              <w:top w:val="single" w:sz="2" w:space="0" w:color="CCCCCC"/>
+              <w:left w:val="single" w:sz="2" w:space="0" w:color="CCCCCC"/>
+              <w:bottom w:val="single" w:sz="2" w:space="0" w:color="CCCCCC"/>
+              <w:right w:val="single" w:sz="2" w:space="0" w:color="CCCCCC"/>
+            </w:tcBorders>
+            <w:shd w:val="clear" w:color="auto" w:fill="2B3A4E"/>
+            <w:tcMar>
+              <w:top w:w="80" w:type="dxa"/>
+              <w:left w:w="120" w:type="dxa"/>
+              <w:bottom w:w="80" w:type="dxa"/>
+              <w:right w:w="120" w:type="dxa"/>
+            </w:tcMar>
+            <w:hideMark/>
+          </w:tcPr>
+          <w:p>
+            <w:r>
+              <w:rPr>
+                <w:b/>
+                <w:bCs/>
+              </w:rPr>
+              <w:t>Phase</w:t>
+            </w:r>
+          </w:p>
+        </w:tc>
+        <w:tc>
+          <w:tcPr>
+            <w:tcW w:w="3200" w:type="dxa"/>
+            <w:tcBorders>
+              <w:top w:val="single" w:sz="2" w:space="0" w:color="CCCCCC"/>
+              <w:left w:val="single" w:sz="2" w:space="0" w:color="CCCCCC"/>
+              <w:bottom w:val="single" w:sz="2" w:space="0" w:color="CCCCCC"/>
+              <w:right w:val="single" w:sz="2" w:space="0" w:color="CCCCCC"/>
+            </w:tcBorders>
+            <w:shd w:val="clear" w:color="auto" w:fill="2B3A4E"/>
+            <w:tcMar>
+              <w:top w:w="80" w:type="dxa"/>
+              <w:left w:w="120" w:type="dxa"/>
+              <w:bottom w:w="80" w:type="dxa"/>
+              <w:right w:w="120" w:type="dxa"/>
+            </w:tcMar>
+            <w:hideMark/>
+          </w:tcPr>
+          <w:p>
+            <w:r>
+              <w:rPr>
+                <w:b/>
+                <w:bCs/>
+              </w:rPr>
+              <w:t>Deliverable</w:t>
+            </w:r>
+          </w:p>
+        </w:tc>
+        <w:tc>
+          <w:tcPr>
+            <w:tcW w:w="2200" w:type="dxa"/>
+            <w:tcBorders>
+              <w:top w:val="single" w:sz="2" w:space="0" w:color="CCCCCC"/>
+              <w:left w:val="single" w:sz="2" w:space="0" w:color="CCCCCC"/>
+              <w:bottom w:val="single" w:sz="2" w:space="0" w:color="CCCCCC"/>
+              <w:right w:val="single" w:sz="2" w:space="0" w:color="CCCCCC"/>
+            </w:tcBorders>
+            <w:shd w:val="clear" w:color="auto" w:fill="2B3A4E"/>
+            <w:tcMar>
+              <w:top w:w="80" w:type="dxa"/>
+              <w:left w:w="120" w:type="dxa"/>
+              <w:bottom w:w="80" w:type="dxa"/>
+              <w:right w:w="120" w:type="dxa"/>
+            </w:tcMar>
+            <w:hideMark/>
+          </w:tcPr>
+          <w:p>
+            <w:r>
+              <w:rPr>
+                <w:b/>
+                <w:bCs/>
+              </w:rPr>
+              <w:t>Status</w:t>
+            </w:r>
+          </w:p>
+        </w:tc>
+        <w:tc>
+          <w:tcPr>
+            <w:tcW w:w="2360" w:type="dxa"/>
+            <w:tcBorders>
+              <w:top w:val="single" w:sz="2" w:space="0" w:color="CCCCCC"/>
+              <w:left w:val="single" w:sz="2" w:space="0" w:color="CCCCCC"/>
+              <w:bottom w:val="single" w:sz="2" w:space="0" w:color="CCCCCC"/>
+              <w:right w:val="single" w:sz="2" w:space="0" w:color="CCCCCC"/>
+            </w:tcBorders>
+            <w:shd w:val="clear" w:color="auto" w:fill="2B3A4E"/>
+            <w:tcMar>
+              <w:top w:w="80" w:type="dxa"/>
+              <w:left w:w="120" w:type="dxa"/>
+              <w:bottom w:w="80" w:type="dxa"/>
+              <w:right w:w="120" w:type="dxa"/>
+            </w:tcMar>
+            <w:hideMark/>
+          </w:tcPr>
+          <w:p>
+            <w:r>
+              <w:rPr>
+                <w:b/>
+                <w:bCs/>
+              </w:rPr>
+              <w:t>Key Files</w:t>
+            </w:r>
+          </w:p>
+        </w:tc>
+      </w:tr>
+      <w:tr>
+        <w:tc>
+          <w:tcPr>
+            <w:tcW w:w="1600" w:type="dxa"/>
+            <w:tcBorders>
+              <w:top w:val="single" w:sz="2" w:space="0" w:color="CCCCCC"/>
+              <w:left w:val="single" w:sz="2" w:space="0" w:color="CCCCCC"/>
+              <w:bottom w:val="single" w:sz="2" w:space="0" w:color="CCCCCC"/>
+              <w:right w:val="single" w:sz="2" w:space="0" w:color="CCCCCC"/>
+            </w:tcBorders>
+            <w:tcMar>
+              <w:top w:w="80" w:type="dxa"/>
+              <w:left w:w="120" w:type="dxa"/>
+              <w:bottom w:w="80" w:type="dxa"/>
+              <w:right w:w="120" w:type="dxa"/>
+            </w:tcMar>
+            <w:hideMark/>
+          </w:tcPr>
+          <w:p>
+            <w:r>
+              <w:t>MVP 1</w:t>
+            </w:r>
+          </w:p>
+        </w:tc>
+        <w:tc>
+          <w:tcPr>
+            <w:tcW w:w="3200" w:type="dxa"/>
+            <w:tcBorders>
+              <w:top w:val="single" w:sz="2" w:space="0" w:color="CCCCCC"/>
+              <w:left w:val="single" w:sz="2" w:space="0" w:color="CCCCCC"/>
+              <w:bottom w:val="single" w:sz="2" w:space="0" w:color="CCCCCC"/>
+              <w:right w:val="single" w:sz="2" w:space="0" w:color="CCCCCC"/>
+            </w:tcBorders>
+            <w:tcMar>
+              <w:top w:w="80" w:type="dxa"/>
+              <w:left w:w="120" w:type="dxa"/>
+              <w:bottom w:w="80" w:type="dxa"/>
+              <w:right w:w="120" w:type="dxa"/>
+            </w:tcMar>
+            <w:hideMark/>
+          </w:tcPr>
+          <w:p>
+            <w:r>
+              <w:t>YOLOv8 inference pipeline (COCO weights)</w:t>
+            </w:r>
+          </w:p>
+        </w:tc>
+        <w:tc>
+          <w:tcPr>
+            <w:tcW w:w="2200" w:type="dxa"/>
+            <w:tcBorders>
+              <w:top w:val="single" w:sz="2" w:space="0" w:color="CCCCCC"/>
+              <w:left w:val="single" w:sz="2" w:space="0" w:color="CCCCCC"/>
+              <w:bottom w:val="single" w:sz="2" w:space="0" w:color="CCCCCC"/>
+              <w:right w:val="single" w:sz="2" w:space="0" w:color="CCCCCC"/>
+            </w:tcBorders>
+            <w:tcMar>
+              <w:top w:w="80" w:type="dxa"/>
+              <w:left w:w="120" w:type="dxa"/>
+              <w:bottom w:w="80" w:type="dxa"/>
+              <w:right w:w="120" w:type="dxa"/>
+            </w:tcMar>
+            <w:hideMark/>
+          </w:tcPr>
+          <w:p>
+            <w:r>
+              <w:t>Done</w:t>
+            </w:r>
+          </w:p>
+        </w:tc>
+        <w:tc>
+          <w:tcPr>
+            <w:tcW w:w="2360" w:type="dxa"/>
+            <w:tcBorders>
+              <w:top w:val="single" w:sz="2" w:space="0" w:color="CCCCCC"/>
+              <w:left w:val="single" w:sz="2" w:space="0" w:color="CCCCCC"/>
+              <w:bottom w:val="single" w:sz="2" w:space="0" w:color="CCCCCC"/>
+              <w:right w:val="single" w:sz="2" w:space="0" w:color="CCCCCC"/>
+            </w:tcBorders>
+            <w:tcMar>
+              <w:top w:w="80" w:type="dxa"/>
+              <w:left w:w="120" w:type="dxa"/>
+              <w:bottom w:w="80" w:type="dxa"/>
+              <w:right w:w="120" w:type="dxa"/>
+            </w:tcMar>
+            <w:hideMark/>
+          </w:tcPr>
+          <w:p>
+            <w:proofErr w:type="spellStart"/>
+            <w:r>
+              <w:t>firstbase</w:t>
+            </w:r>
+            <w:proofErr w:type="spellEnd"/>
+            <w:r>
+              <w:t>/</w:t>
+            </w:r>
+          </w:p>
+        </w:tc>
+      </w:tr>
+      <w:tr>
+        <w:tc>
+          <w:tcPr>
+            <w:tcW w:w="1600" w:type="dxa"/>
+            <w:tcBorders>
+              <w:top w:val="single" w:sz="2" w:space="0" w:color="CCCCCC"/>
+              <w:left w:val="single" w:sz="2" w:space="0" w:color="CCCCCC"/>
+              <w:bottom w:val="single" w:sz="2" w:space="0" w:color="CCCCCC"/>
+              <w:right w:val="single" w:sz="2" w:space="0" w:color="CCCCCC"/>
+            </w:tcBorders>
+            <w:tcMar>
+              <w:top w:w="80" w:type="dxa"/>
+              <w:left w:w="120" w:type="dxa"/>
+              <w:bottom w:w="80" w:type="dxa"/>
+              <w:right w:w="120" w:type="dxa"/>
+            </w:tcMar>
+            <w:hideMark/>
+          </w:tcPr>
+          <w:p>
+            <w:r>
+              <w:t>MVP 2</w:t>
+            </w:r>
+          </w:p>
+        </w:tc>
+        <w:tc>
+          <w:tcPr>
+            <w:tcW w:w="3200" w:type="dxa"/>
+            <w:tcBorders>
+              <w:top w:val="single" w:sz="2" w:space="0" w:color="CCCCCC"/>
+              <w:left w:val="single" w:sz="2" w:space="0" w:color="CCCCCC"/>
+              <w:bottom w:val="single" w:sz="2" w:space="0" w:color="CCCCCC"/>
+              <w:right w:val="single" w:sz="2" w:space="0" w:color="CCCCCC"/>
+            </w:tcBorders>
+            <w:tcMar>
+              <w:top w:w="80" w:type="dxa"/>
+              <w:left w:w="120" w:type="dxa"/>
+              <w:bottom w:w="80" w:type="dxa"/>
+              <w:right w:w="120" w:type="dxa"/>
+            </w:tcMar>
+            <w:hideMark/>
+          </w:tcPr>
+          <w:p>
+            <w:proofErr w:type="spellStart"/>
+            <w:r>
+              <w:t>PyTorch</w:t>
+            </w:r>
+            <w:proofErr w:type="spellEnd"/>
+            <w:r>
+              <w:t xml:space="preserve"> multi-task training repo</w:t>
+            </w:r>
+          </w:p>
+        </w:tc>
+        <w:tc>
+          <w:tcPr>
+            <w:tcW w:w="2200" w:type="dxa"/>
+            <w:tcBorders>
+              <w:top w:val="single" w:sz="2" w:space="0" w:color="CCCCCC"/>
+              <w:left w:val="single" w:sz="2" w:space="0" w:color="CCCCCC"/>
+              <w:bottom w:val="single" w:sz="2" w:space="0" w:color="CCCCCC"/>
+              <w:right w:val="single" w:sz="2" w:space="0" w:color="CCCCCC"/>
+            </w:tcBorders>
+            <w:tcMar>
+              <w:top w:w="80" w:type="dxa"/>
+              <w:left w:w="120" w:type="dxa"/>
+              <w:bottom w:w="80" w:type="dxa"/>
+              <w:right w:w="120" w:type="dxa"/>
+            </w:tcMar>
+            <w:hideMark/>
+          </w:tcPr>
+          <w:p>
+            <w:r>
+              <w:t>Done</w:t>
+            </w:r>
+          </w:p>
+        </w:tc>
+        <w:tc>
+          <w:tcPr>
+            <w:tcW w:w="2360" w:type="dxa"/>
+            <w:tcBorders>
+              <w:top w:val="single" w:sz="2" w:space="0" w:color="CCCCCC"/>
+              <w:left w:val="single" w:sz="2" w:space="0" w:color="CCCCCC"/>
+              <w:bottom w:val="single" w:sz="2" w:space="0" w:color="CCCCCC"/>
+              <w:right w:val="single" w:sz="2" w:space="0" w:color="CCCCCC"/>
+            </w:tcBorders>
+            <w:tcMar>
+              <w:top w:w="80" w:type="dxa"/>
+              <w:left w:w="120" w:type="dxa"/>
+              <w:bottom w:w="80" w:type="dxa"/>
+              <w:right w:w="120" w:type="dxa"/>
+            </w:tcMar>
+            <w:hideMark/>
+          </w:tcPr>
+          <w:p>
+            <w:proofErr w:type="spellStart"/>
+            <w:r>
+              <w:t>src</w:t>
+            </w:r>
+            <w:proofErr w:type="spellEnd"/>
+            <w:r>
+              <w:t>/, train.py</w:t>
+            </w:r>
+          </w:p>
+        </w:tc>
+      </w:tr>
+      <w:tr>
+        <w:tc>
+          <w:tcPr>
+            <w:tcW w:w="1600" w:type="dxa"/>
+            <w:tcBorders>
+              <w:top w:val="single" w:sz="2" w:space="0" w:color="CCCCCC"/>
+              <w:left w:val="single" w:sz="2" w:space="0" w:color="CCCCCC"/>
+              <w:bottom w:val="single" w:sz="2" w:space="0" w:color="CCCCCC"/>
+              <w:right w:val="single" w:sz="2" w:space="0" w:color="CCCCCC"/>
+            </w:tcBorders>
+            <w:tcMar>
+              <w:top w:w="80" w:type="dxa"/>
+              <w:left w:w="120" w:type="dxa"/>
+              <w:bottom w:w="80" w:type="dxa"/>
+              <w:right w:w="120" w:type="dxa"/>
+            </w:tcMar>
+            <w:hideMark/>
+          </w:tcPr>
+          <w:p>
+            <w:r>
+              <w:t>Next</w:t>
+            </w:r>
+          </w:p>
+        </w:tc>
+        <w:tc>
+          <w:tcPr>
+            <w:tcW w:w="3200" w:type="dxa"/>
+            <w:tcBorders>
+              <w:top w:val="single" w:sz="2" w:space="0" w:color="CCCCCC"/>
+              <w:left w:val="single" w:sz="2" w:space="0" w:color="CCCCCC"/>
+              <w:bottom w:val="single" w:sz="2" w:space="0" w:color="CCCCCC"/>
+              <w:right w:val="single" w:sz="2" w:space="0" w:color="CCCCCC"/>
+            </w:tcBorders>
+            <w:tcMar>
+              <w:top w:w="80" w:type="dxa"/>
+              <w:left w:w="120" w:type="dxa"/>
+              <w:bottom w:w="80" w:type="dxa"/>
+              <w:right w:w="120" w:type="dxa"/>
+            </w:tcMar>
+            <w:hideMark/>
+          </w:tcPr>
+          <w:p>
+            <w:r>
+              <w:t>Fine-tune YOLO on food-specific data</w:t>
+            </w:r>
+          </w:p>
+        </w:tc>
+        <w:tc>
+          <w:tcPr>
+            <w:tcW w:w="2200" w:type="dxa"/>
+            <w:tcBorders>
+              <w:top w:val="single" w:sz="2" w:space="0" w:color="CCCCCC"/>
+              <w:left w:val="single" w:sz="2" w:space="0" w:color="CCCCCC"/>
+              <w:bottom w:val="single" w:sz="2" w:space="0" w:color="CCCCCC"/>
+              <w:right w:val="single" w:sz="2" w:space="0" w:color="CCCCCC"/>
+            </w:tcBorders>
+            <w:tcMar>
+              <w:top w:w="80" w:type="dxa"/>
+              <w:left w:w="120" w:type="dxa"/>
+              <w:bottom w:w="80" w:type="dxa"/>
+              <w:right w:w="120" w:type="dxa"/>
+            </w:tcMar>
+            <w:hideMark/>
+          </w:tcPr>
+          <w:p>
+            <w:r>
+              <w:t>Planned</w:t>
+            </w:r>
+          </w:p>
+        </w:tc>
+        <w:tc>
+          <w:tcPr>
+            <w:tcW w:w="2360" w:type="dxa"/>
+            <w:tcBorders>
+              <w:top w:val="single" w:sz="2" w:space="0" w:color="CCCCCC"/>
+              <w:left w:val="single" w:sz="2" w:space="0" w:color="CCCCCC"/>
+              <w:bottom w:val="single" w:sz="2" w:space="0" w:color="CCCCCC"/>
+              <w:right w:val="single" w:sz="2" w:space="0" w:color="CCCCCC"/>
+            </w:tcBorders>
+            <w:tcMar>
+              <w:top w:w="80" w:type="dxa"/>
+              <w:left w:w="120" w:type="dxa"/>
+              <w:bottom w:w="80" w:type="dxa"/>
+              <w:right w:w="120" w:type="dxa"/>
+            </w:tcMar>
+            <w:hideMark/>
+          </w:tcPr>
+          <w:p>
+            <w:proofErr w:type="spellStart"/>
+            <w:r>
+              <w:t>src</w:t>
+            </w:r>
+            <w:proofErr w:type="spellEnd"/>
+            <w:r>
+              <w:t>/models/</w:t>
+            </w:r>
+          </w:p>
+        </w:tc>
+      </w:tr>
+      <w:tr>
+        <w:tc>
+          <w:tcPr>
+            <w:tcW w:w="1600" w:type="dxa"/>
+            <w:tcBorders>
+              <w:top w:val="single" w:sz="2" w:space="0" w:color="CCCCCC"/>
+              <w:left w:val="single" w:sz="2" w:space="0" w:color="CCCCCC"/>
+              <w:bottom w:val="single" w:sz="2" w:space="0" w:color="CCCCCC"/>
+              <w:right w:val="single" w:sz="2" w:space="0" w:color="CCCCCC"/>
+            </w:tcBorders>
+            <w:tcMar>
+              <w:top w:w="80" w:type="dxa"/>
+              <w:left w:w="120" w:type="dxa"/>
+              <w:bottom w:w="80" w:type="dxa"/>
+              <w:right w:w="120" w:type="dxa"/>
+            </w:tcMar>
+            <w:hideMark/>
+          </w:tcPr>
+          <w:p>
+            <w:r>
+              <w:t>Next</w:t>
+            </w:r>
+          </w:p>
+        </w:tc>
+        <w:tc>
+          <w:tcPr>
+            <w:tcW w:w="3200" w:type="dxa"/>
+            <w:tcBorders>
+              <w:top w:val="single" w:sz="2" w:space="0" w:color="CCCCCC"/>
+              <w:left w:val="single" w:sz="2" w:space="0" w:color="CCCCCC"/>
+              <w:bottom w:val="single" w:sz="2" w:space="0" w:color="CCCCCC"/>
+              <w:right w:val="single" w:sz="2" w:space="0" w:color="CCCCCC"/>
+            </w:tcBorders>
+            <w:tcMar>
+              <w:top w:w="80" w:type="dxa"/>
+              <w:left w:w="120" w:type="dxa"/>
+              <w:bottom w:w="80" w:type="dxa"/>
+              <w:right w:w="120" w:type="dxa"/>
+            </w:tcMar>
+            <w:hideMark/>
+          </w:tcPr>
+          <w:p>
+            <w:r>
+              <w:t>Menu-aware conditioning (cafeteria API)</w:t>
+            </w:r>
+          </w:p>
+        </w:tc>
+        <w:tc>
+          <w:tcPr>
+            <w:tcW w:w="2200" w:type="dxa"/>
+            <w:tcBorders>
+              <w:top w:val="single" w:sz="2" w:space="0" w:color="CCCCCC"/>
+              <w:left w:val="single" w:sz="2" w:space="0" w:color="CCCCCC"/>
+              <w:bottom w:val="single" w:sz="2" w:space="0" w:color="CCCCCC"/>
+              <w:right w:val="single" w:sz="2" w:space="0" w:color="CCCCCC"/>
+            </w:tcBorders>
+            <w:tcMar>
+              <w:top w:w="80" w:type="dxa"/>
+              <w:left w:w="120" w:type="dxa"/>
+              <w:bottom w:w="80" w:type="dxa"/>
+              <w:right w:w="120" w:type="dxa"/>
+            </w:tcMar>
+            <w:hideMark/>
+          </w:tcPr>
+          <w:p>
+            <w:r>
+              <w:t>Planned</w:t>
+            </w:r>
+          </w:p>
+        </w:tc>
+        <w:tc>
+          <w:tcPr>
+            <w:tcW w:w="2360" w:type="dxa"/>
+            <w:tcBorders>
+              <w:top w:val="single" w:sz="2" w:space="0" w:color="CCCCCC"/>
+              <w:left w:val="single" w:sz="2" w:space="0" w:color="CCCCCC"/>
+              <w:bottom w:val="single" w:sz="2" w:space="0" w:color="CCCCCC"/>
+              <w:right w:val="single" w:sz="2" w:space="0" w:color="CCCCCC"/>
+            </w:tcBorders>
+            <w:tcMar>
+              <w:top w:w="80" w:type="dxa"/>
+              <w:left w:w="120" w:type="dxa"/>
+              <w:bottom w:w="80" w:type="dxa"/>
+              <w:right w:w="120" w:type="dxa"/>
+            </w:tcMar>
+            <w:hideMark/>
+          </w:tcPr>
+          <w:p>
+            <w:r>
+              <w:t>New module</w:t>
+            </w:r>
+          </w:p>
+        </w:tc>
+      </w:tr>
+      <w:tr>
+        <w:tc>
+          <w:tcPr>
+            <w:tcW w:w="1600" w:type="dxa"/>
+            <w:tcBorders>
+              <w:top w:val="single" w:sz="2" w:space="0" w:color="CCCCCC"/>
+              <w:left w:val="single" w:sz="2" w:space="0" w:color="CCCCCC"/>
+              <w:bottom w:val="single" w:sz="2" w:space="0" w:color="CCCCCC"/>
+              <w:right w:val="single" w:sz="2" w:space="0" w:color="CCCCCC"/>
+            </w:tcBorders>
+            <w:tcMar>
+              <w:top w:w="80" w:type="dxa"/>
+              <w:left w:w="120" w:type="dxa"/>
+              <w:bottom w:w="80" w:type="dxa"/>
+              <w:right w:w="120" w:type="dxa"/>
+            </w:tcMar>
+            <w:hideMark/>
+          </w:tcPr>
+          <w:p>
+            <w:r>
+              <w:t>Next</w:t>
+            </w:r>
+          </w:p>
+        </w:tc>
+        <w:tc>
+          <w:tcPr>
+            <w:tcW w:w="3200" w:type="dxa"/>
+            <w:tcBorders>
+              <w:top w:val="single" w:sz="2" w:space="0" w:color="CCCCCC"/>
+              <w:left w:val="single" w:sz="2" w:space="0" w:color="CCCCCC"/>
+              <w:bottom w:val="single" w:sz="2" w:space="0" w:color="CCCCCC"/>
+              <w:right w:val="single" w:sz="2" w:space="0" w:color="CCCCCC"/>
+            </w:tcBorders>
+            <w:tcMar>
+              <w:top w:w="80" w:type="dxa"/>
+              <w:left w:w="120" w:type="dxa"/>
+              <w:bottom w:w="80" w:type="dxa"/>
+              <w:right w:w="120" w:type="dxa"/>
+            </w:tcMar>
+            <w:hideMark/>
+          </w:tcPr>
+          <w:p>
+            <w:r>
+              <w:t>Improved portion estimation (depth/volume)</w:t>
+            </w:r>
+          </w:p>
+        </w:tc>
+        <w:tc>
+          <w:tcPr>
+            <w:tcW w:w="2200" w:type="dxa"/>
+            <w:tcBorders>
+              <w:top w:val="single" w:sz="2" w:space="0" w:color="CCCCCC"/>
+              <w:left w:val="single" w:sz="2" w:space="0" w:color="CCCCCC"/>
+              <w:bottom w:val="single" w:sz="2" w:space="0" w:color="CCCCCC"/>
+              <w:right w:val="single" w:sz="2" w:space="0" w:color="CCCCCC"/>
+            </w:tcBorders>
+            <w:tcMar>
+              <w:top w:w="80" w:type="dxa"/>
+              <w:left w:w="120" w:type="dxa"/>
+              <w:bottom w:w="80" w:type="dxa"/>
+              <w:right w:w="120" w:type="dxa"/>
+            </w:tcMar>
+            <w:hideMark/>
+          </w:tcPr>
+          <w:p>
+            <w:r>
+              <w:t>Planned</w:t>
+            </w:r>
+          </w:p>
+        </w:tc>
+        <w:tc>
+          <w:tcPr>
+            <w:tcW w:w="2360" w:type="dxa"/>
+            <w:tcBorders>
+              <w:top w:val="single" w:sz="2" w:space="0" w:color="CCCCCC"/>
+              <w:left w:val="single" w:sz="2" w:space="0" w:color="CCCCCC"/>
+              <w:bottom w:val="single" w:sz="2" w:space="0" w:color="CCCCCC"/>
+              <w:right w:val="single" w:sz="2" w:space="0" w:color="CCCCCC"/>
+            </w:tcBorders>
+            <w:tcMar>
+              <w:top w:w="80" w:type="dxa"/>
+              <w:left w:w="120" w:type="dxa"/>
+              <w:bottom w:w="80" w:type="dxa"/>
+              <w:right w:w="120" w:type="dxa"/>
+            </w:tcMar>
+            <w:hideMark/>
+          </w:tcPr>
+          <w:p>
+            <w:r>
+              <w:t>src/models/portion.py</w:t>
+            </w:r>
+          </w:p>
+        </w:tc>
+      </w:tr>
+      <w:tr>
+        <w:tc>
+          <w:tcPr>
+            <w:tcW w:w="1600" w:type="dxa"/>
+            <w:tcBorders>
+              <w:top w:val="single" w:sz="2" w:space="0" w:color="CCCCCC"/>
+              <w:left w:val="single" w:sz="2" w:space="0" w:color="CCCCCC"/>
+              <w:bottom w:val="single" w:sz="2" w:space="0" w:color="CCCCCC"/>
+              <w:right w:val="single" w:sz="2" w:space="0" w:color="CCCCCC"/>
+            </w:tcBorders>
+            <w:tcMar>
+              <w:top w:w="80" w:type="dxa"/>
+              <w:left w:w="120" w:type="dxa"/>
+              <w:bottom w:w="80" w:type="dxa"/>
+              <w:right w:w="120" w:type="dxa"/>
+            </w:tcMar>
+            <w:hideMark/>
+          </w:tcPr>
+          <w:p>
+            <w:r>
+              <w:t>Stretch</w:t>
+            </w:r>
+          </w:p>
+        </w:tc>
+        <w:tc>
+          <w:tcPr>
+            <w:tcW w:w="3200" w:type="dxa"/>
+            <w:tcBorders>
+              <w:top w:val="single" w:sz="2" w:space="0" w:color="CCCCCC"/>
+              <w:left w:val="single" w:sz="2" w:space="0" w:color="CCCCCC"/>
+              <w:bottom w:val="single" w:sz="2" w:space="0" w:color="CCCCCC"/>
+              <w:right w:val="single" w:sz="2" w:space="0" w:color="CCCCCC"/>
+            </w:tcBorders>
+            <w:tcMar>
+              <w:top w:w="80" w:type="dxa"/>
+              <w:left w:w="120" w:type="dxa"/>
+              <w:bottom w:w="80" w:type="dxa"/>
+              <w:right w:w="120" w:type="dxa"/>
+            </w:tcMar>
+            <w:hideMark/>
+          </w:tcPr>
+          <w:p>
+            <w:r>
+              <w:t>NLP nutritional summary generation</w:t>
+            </w:r>
+          </w:p>
+        </w:tc>
+        <w:tc>
+          <w:tcPr>
+            <w:tcW w:w="2200" w:type="dxa"/>
+            <w:tcBorders>
+              <w:top w:val="single" w:sz="2" w:space="0" w:color="CCCCCC"/>
+              <w:left w:val="single" w:sz="2" w:space="0" w:color="CCCCCC"/>
+              <w:bottom w:val="single" w:sz="2" w:space="0" w:color="CCCCCC"/>
+              <w:right w:val="single" w:sz="2" w:space="0" w:color="CCCCCC"/>
+            </w:tcBorders>
+            <w:tcMar>
+              <w:top w:w="80" w:type="dxa"/>
+              <w:left w:w="120" w:type="dxa"/>
+              <w:bottom w:w="80" w:type="dxa"/>
+              <w:right w:w="120" w:type="dxa"/>
+            </w:tcMar>
+            <w:hideMark/>
+          </w:tcPr>
+          <w:p>
+            <w:r>
+              <w:t>Planned</w:t>
+            </w:r>
+          </w:p>
+        </w:tc>
+        <w:tc>
+          <w:tcPr>
+            <w:tcW w:w="2360" w:type="dxa"/>
+            <w:tcBorders>
+              <w:top w:val="single" w:sz="2" w:space="0" w:color="CCCCCC"/>
+              <w:left w:val="single" w:sz="2" w:space="0" w:color="CCCCCC"/>
+              <w:bottom w:val="single" w:sz="2" w:space="0" w:color="CCCCCC"/>
+              <w:right w:val="single" w:sz="2" w:space="0" w:color="CCCCCC"/>
+            </w:tcBorders>
+            <w:tcMar>
+              <w:top w:w="80" w:type="dxa"/>
+              <w:left w:w="120" w:type="dxa"/>
+              <w:bottom w:w="80" w:type="dxa"/>
+              <w:right w:w="120" w:type="dxa"/>
+            </w:tcMar>
+            <w:hideMark/>
+          </w:tcPr>
+          <w:p>
+            <w:r>
+              <w:t>New module</w:t>
+            </w:r>
+          </w:p>
+        </w:tc>
+      </w:tr>
+      <w:tr>
+        <w:tc>
+          <w:tcPr>
+            <w:tcW w:w="1600" w:type="dxa"/>
+            <w:tcBorders>
+              <w:top w:val="single" w:sz="2" w:space="0" w:color="CCCCCC"/>
+              <w:left w:val="single" w:sz="2" w:space="0" w:color="CCCCCC"/>
+              <w:bottom w:val="single" w:sz="2" w:space="0" w:color="CCCCCC"/>
+              <w:right w:val="single" w:sz="2" w:space="0" w:color="CCCCCC"/>
+            </w:tcBorders>
+            <w:tcMar>
+              <w:top w:w="80" w:type="dxa"/>
+              <w:left w:w="120" w:type="dxa"/>
+              <w:bottom w:w="80" w:type="dxa"/>
+              <w:right w:w="120" w:type="dxa"/>
+            </w:tcMar>
+            <w:hideMark/>
+          </w:tcPr>
+          <w:p>
+            <w:r>
+              <w:t>Stretch</w:t>
+            </w:r>
+          </w:p>
+        </w:tc>
+        <w:tc>
+          <w:tcPr>
+            <w:tcW w:w="3200" w:type="dxa"/>
+            <w:tcBorders>
+              <w:top w:val="single" w:sz="2" w:space="0" w:color="CCCCCC"/>
+              <w:left w:val="single" w:sz="2" w:space="0" w:color="CCCCCC"/>
+              <w:bottom w:val="single" w:sz="2" w:space="0" w:color="CCCCCC"/>
+              <w:right w:val="single" w:sz="2" w:space="0" w:color="CCCCCC"/>
+            </w:tcBorders>
+            <w:tcMar>
+              <w:top w:w="80" w:type="dxa"/>
+              <w:left w:w="120" w:type="dxa"/>
+              <w:bottom w:w="80" w:type="dxa"/>
+              <w:right w:w="120" w:type="dxa"/>
+            </w:tcMar>
+            <w:hideMark/>
+          </w:tcPr>
+          <w:p>
+            <w:r>
+              <w:t>Web demo / API endpoint</w:t>
+            </w:r>
+          </w:p>
+        </w:tc>
+        <w:tc>
+          <w:tcPr>
+            <w:tcW w:w="2200" w:type="dxa"/>
+            <w:tcBorders>
+              <w:top w:val="single" w:sz="2" w:space="0" w:color="CCCCCC"/>
+              <w:left w:val="single" w:sz="2" w:space="0" w:color="CCCCCC"/>
+              <w:bottom w:val="single" w:sz="2" w:space="0" w:color="CCCCCC"/>
+              <w:right w:val="single" w:sz="2" w:space="0" w:color="CCCCCC"/>
+            </w:tcBorders>
+            <w:tcMar>
+              <w:top w:w="80" w:type="dxa"/>
+              <w:left w:w="120" w:type="dxa"/>
+              <w:bottom w:w="80" w:type="dxa"/>
+              <w:right w:w="120" w:type="dxa"/>
+            </w:tcMar>
+            <w:hideMark/>
+          </w:tcPr>
+          <w:p>
+            <w:r>
+              <w:t>Planned</w:t>
+            </w:r>
+          </w:p>
+        </w:tc>
+        <w:tc>
+          <w:tcPr>
+            <w:tcW w:w="2360" w:type="dxa"/>
+            <w:tcBorders>
+              <w:top w:val="single" w:sz="2" w:space="0" w:color="CCCCCC"/>
+              <w:left w:val="single" w:sz="2" w:space="0" w:color="CCCCCC"/>
+              <w:bottom w:val="single" w:sz="2" w:space="0" w:color="CCCCCC"/>
+              <w:right w:val="single" w:sz="2" w:space="0" w:color="CCCCCC"/>
+            </w:tcBorders>
+            <w:tcMar>
+              <w:top w:w="80" w:type="dxa"/>
+              <w:left w:w="120" w:type="dxa"/>
+              <w:bottom w:w="80" w:type="dxa"/>
+              <w:right w:w="120" w:type="dxa"/>
+            </w:tcMar>
+            <w:hideMark/>
+          </w:tcPr>
+          <w:p>
+            <w:r>
+              <w:t>New module</w:t>
+            </w:r>
+          </w:p>
+        </w:tc>
+      </w:tr>
+    </w:tbl>
+    <w:p/>
+    <w:p>
+      <w:pPr>
+        <w:rPr>
+          <w:b/>
+          <w:bCs/>
+        </w:rPr>
+      </w:pPr>
+      <w:r>
+        <w:rPr>
+          <w:b/>
+          <w:bCs/>
+        </w:rPr>
+        <w:t>8. Key Constraints and Decisions</w:t>
+      </w:r>
+    </w:p>
+    <w:p>
+      <w:pPr>
+        <w:numPr>
+          <w:ilvl w:val="0"/>
+          <w:numId w:val="4"/>
+        </w:numPr>
+      </w:pPr>
+      <w:r>
+        <w:rPr>
+          <w:b/>
+          <w:bCs/>
+        </w:rPr>
+        <w:t xml:space="preserve">Trainable on a student machine or </w:t>
+      </w:r>
+      <w:proofErr w:type="spellStart"/>
+      <w:r>
+        <w:rPr>
+          <w:b/>
+          <w:bCs/>
+        </w:rPr>
+        <w:t>Colab</w:t>
+      </w:r>
+      <w:proofErr w:type="spellEnd"/>
+      <w:r>
+        <w:rPr>
+          <w:b/>
+          <w:bCs/>
+        </w:rPr>
+        <w:t xml:space="preserve">. </w:t>
+      </w:r>
+      <w:r>
+        <w:t>The model supports ResNet-18 and MobileNet-v3-</w:t>
+      </w:r>
+      <w:proofErr w:type="gramStart"/>
+      <w:r>
+        <w:t>Small</w:t>
+      </w:r>
+      <w:proofErr w:type="gramEnd"/>
+      <w:r>
+        <w:t xml:space="preserve"> backbones for low-resource environments, and the debug config runs on CPU with synthetic data in under 30 seconds.</w:t>
+      </w:r>
+    </w:p>
+    <w:p>
+      <w:pPr>
+        <w:numPr>
+          <w:ilvl w:val="0"/>
+          <w:numId w:val="4"/>
+        </w:numPr>
+      </w:pPr>
+      <w:r>
+        <w:rPr>
+          <w:b/>
+          <w:bCs/>
+        </w:rPr>
+        <w:lastRenderedPageBreak/>
+        <w:t xml:space="preserve">Built from scratch. </w:t>
+      </w:r>
+      <w:r>
+        <w:t>No pretrained food APIs or hosted model wrappers. All training, inference, and evaluation code is original. The only pretrained component is the ImageNet-initialised backbone, which is standard practice in transfer learning.</w:t>
+      </w:r>
+    </w:p>
+    <w:p>
+      <w:pPr>
+        <w:numPr>
+          <w:ilvl w:val="0"/>
+          <w:numId w:val="4"/>
+        </w:numPr>
+      </w:pPr>
+      <w:r>
+        <w:rPr>
+          <w:b/>
+          <w:bCs/>
+        </w:rPr>
+        <w:t xml:space="preserve">Currently 10 food classes. </w:t>
+      </w:r>
+      <w:r>
+        <w:t>The MVP supports banana, apple, sandwich, orange, broccoli, carrot, hot dog, pizza, donut, and cake. This will expand when we fine-tune on food-specific datasets.</w:t>
+      </w:r>
+    </w:p>
+    <w:p>
+      <w:pPr>
+        <w:numPr>
+          <w:ilvl w:val="0"/>
+          <w:numId w:val="4"/>
+        </w:numPr>
+      </w:pPr>
+      <w:r>
+        <w:rPr>
+          <w:b/>
+          <w:bCs/>
+        </w:rPr>
+        <w:t xml:space="preserve">Image-level classification for now. </w:t>
+      </w:r>
+      <w:r>
+        <w:t>The current detection head classifies the entire image rather than individual bounding-box regions. Per-item detection with YOLO bounding boxes is the next milestone.</w:t>
+      </w:r>
+    </w:p>
+    <w:p/>
     <w:sectPr>
       <w:pgSz w:w="11906" w:h="16838"/>
       <w:pgMar w:top="1440" w:right="1440" w:bottom="1440" w:left="1440" w:header="708" w:footer="708" w:gutter="0"/>
@@ -406,6 +2361,84 @@
 <file path=word/numbering.xml><?xml version="1.0" encoding="utf-8"?>
 <w:numbering xmlns:wpc="http://schemas.microsoft.com/office/word/2010/wordprocessingCanvas" xmlns:cx="http://schemas.microsoft.com/office/drawing/2014/chartex" xmlns:cx1="http://schemas.microsoft.com/office/drawing/2015/9/8/chartex" xmlns:cx2="http://schemas.microsoft.com/office/drawing/2015/10/21/chartex" xmlns:cx3="http://schemas.microsoft.com/office/drawing/2016/5/9/chartex" xmlns:cx4="http://schemas.microsoft.com/office/drawing/2016/5/10/chartex" xmlns:cx5="http://schemas.microsoft.com/office/drawing/2016/5/11/chartex" xmlns:cx6="http://schemas.microsoft.com/office/drawing/2016/5/12/chartex" xmlns:cx7="http://schemas.microsoft.com/office/drawing/2016/5/13/chartex" xmlns:cx8="http://schemas.microsoft.com/office/drawing/2016/5/14/chartex" xmlns:mc="http://schemas.openxmlformats.org/markup-compatibility/2006" xmlns:aink="http://schemas.microsoft.com/office/drawing/2016/ink" xmlns:am3d="http://schemas.microsoft.com/office/drawing/2017/model3d" xmlns:o="urn:schemas-microsoft-com:office:office" xmlns:oel="http://schemas.microsoft.com/office/2019/extlst" xmlns:r="http://schemas.openxmlformats.org/officeDocument/2006/relationships" xmlns:m="http://schemas.openxmlformats.org/officeDocument/2006/math" xmlns:v="urn:schemas-microsoft-com:vml" xmlns:wp14="http://schemas.microsoft.com/office/word/2010/wordprocessingDrawing" xmlns:wp="http://schemas.openxmlformats.org/drawingml/2006/wordprocessingDrawing" xmlns:w10="urn:schemas-microsoft-com:office:word" xmlns:w="http://schemas.openxmlformats.org/wordprocessingml/2006/main" xmlns:w14="http://schemas.microsoft.com/office/word/2010/wordml" xmlns:w15="http://schemas.microsoft.com/office/word/2012/wordml" xmlns:w16cex="http://schemas.microsoft.com/office/word/2018/wordml/cex" xmlns:w16cid="http://schemas.microsoft.com/office/word/2016/wordml/cid" xmlns:w16="http://schemas.microsoft.com/office/word/2018/wordml" xmlns:w16du="http://schemas.microsoft.com/office/word/2023/wordml/word16du" xmlns:w16sdtdh="http://schemas.microsoft.com/office/word/2020/wordml/sdtdatahash" xmlns:w16sdtfl="http://schemas.microsoft.com/office/word/2024/wordml/sdtformatlock" xmlns:w16se="http://schemas.microsoft.com/office/word/2015/wordml/symex" xmlns:wpg="http://schemas.microsoft.com/office/word/2010/wordprocessingGroup" xmlns:wpi="http://schemas.microsoft.com/office/word/2010/wordprocessingInk" xmlns:wne="http://schemas.microsoft.com/office/word/2006/wordml" xmlns:wps="http://schemas.microsoft.com/office/word/2010/wordprocessingShape" mc:Ignorable="w14 w15 w16se w16cid w16 w16cex w16sdtdh w16sdtfl w16du wp14">
   <w:abstractNum w:abstractNumId="0" w15:restartNumberingAfterBreak="0">
+    <w:nsid w:val="06B32FF4"/>
+    <w:multiLevelType w:val="hybridMultilevel"/>
+    <w:tmpl w:val="CBD2AF4C"/>
+    <w:lvl w:ilvl="0" w:tplc="83F4997C">
+      <w:start w:val="1"/>
+      <w:numFmt w:val="decimal"/>
+      <w:lvlText w:val="%1."/>
+      <w:lvlJc w:val="left"/>
+      <w:pPr>
+        <w:ind w:left="720" w:hanging="360"/>
+      </w:pPr>
+    </w:lvl>
+    <w:lvl w:ilvl="1" w:tplc="9FC24E60">
+      <w:numFmt w:val="decimal"/>
+      <w:lvlText w:val=""/>
+      <w:lvlJc w:val="left"/>
+      <w:pPr>
+        <w:ind w:left="0" w:firstLine="0"/>
+      </w:pPr>
+    </w:lvl>
+    <w:lvl w:ilvl="2" w:tplc="19A89FDA">
+      <w:numFmt w:val="decimal"/>
+      <w:lvlText w:val=""/>
+      <w:lvlJc w:val="left"/>
+      <w:pPr>
+        <w:ind w:left="0" w:firstLine="0"/>
+      </w:pPr>
+    </w:lvl>
+    <w:lvl w:ilvl="3" w:tplc="E6084778">
+      <w:numFmt w:val="decimal"/>
+      <w:lvlText w:val=""/>
+      <w:lvlJc w:val="left"/>
+      <w:pPr>
+        <w:ind w:left="0" w:firstLine="0"/>
+      </w:pPr>
+    </w:lvl>
+    <w:lvl w:ilvl="4" w:tplc="5EC06F16">
+      <w:numFmt w:val="decimal"/>
+      <w:lvlText w:val=""/>
+      <w:lvlJc w:val="left"/>
+      <w:pPr>
+        <w:ind w:left="0" w:firstLine="0"/>
+      </w:pPr>
+    </w:lvl>
+    <w:lvl w:ilvl="5" w:tplc="411EA7C4">
+      <w:numFmt w:val="decimal"/>
+      <w:lvlText w:val=""/>
+      <w:lvlJc w:val="left"/>
+      <w:pPr>
+        <w:ind w:left="0" w:firstLine="0"/>
+      </w:pPr>
+    </w:lvl>
+    <w:lvl w:ilvl="6" w:tplc="BAC2149E">
+      <w:numFmt w:val="decimal"/>
+      <w:lvlText w:val=""/>
+      <w:lvlJc w:val="left"/>
+      <w:pPr>
+        <w:ind w:left="0" w:firstLine="0"/>
+      </w:pPr>
+    </w:lvl>
+    <w:lvl w:ilvl="7" w:tplc="788E620A">
+      <w:numFmt w:val="decimal"/>
+      <w:lvlText w:val=""/>
+      <w:lvlJc w:val="left"/>
+      <w:pPr>
+        <w:ind w:left="0" w:firstLine="0"/>
+      </w:pPr>
+    </w:lvl>
+    <w:lvl w:ilvl="8" w:tplc="71C88DD0">
+      <w:numFmt w:val="decimal"/>
+      <w:lvlText w:val=""/>
+      <w:lvlJc w:val="left"/>
+      <w:pPr>
+        <w:ind w:left="0" w:firstLine="0"/>
+      </w:pPr>
+    </w:lvl>
+  </w:abstractNum>
+  <w:abstractNum w:abstractNumId="1" w15:restartNumberingAfterBreak="0">
     <w:nsid w:val="2B620D30"/>
     <w:multiLevelType w:val="multilevel"/>
     <w:tmpl w:val="35E4F006"/>
@@ -554,7 +2587,85 @@
       </w:rPr>
     </w:lvl>
   </w:abstractNum>
-  <w:abstractNum w:abstractNumId="1" w15:restartNumberingAfterBreak="0">
+  <w:abstractNum w:abstractNumId="2" w15:restartNumberingAfterBreak="0">
+    <w:nsid w:val="690361B0"/>
+    <w:multiLevelType w:val="hybridMultilevel"/>
+    <w:tmpl w:val="DC80AD86"/>
+    <w:lvl w:ilvl="0" w:tplc="8B140500">
+      <w:start w:val="1"/>
+      <w:numFmt w:val="bullet"/>
+      <w:lvlText w:val="•"/>
+      <w:lvlJc w:val="left"/>
+      <w:pPr>
+        <w:ind w:left="720" w:hanging="360"/>
+      </w:pPr>
+    </w:lvl>
+    <w:lvl w:ilvl="1" w:tplc="4F20F776">
+      <w:numFmt w:val="decimal"/>
+      <w:lvlText w:val=""/>
+      <w:lvlJc w:val="left"/>
+      <w:pPr>
+        <w:ind w:left="0" w:firstLine="0"/>
+      </w:pPr>
+    </w:lvl>
+    <w:lvl w:ilvl="2" w:tplc="F902877E">
+      <w:numFmt w:val="decimal"/>
+      <w:lvlText w:val=""/>
+      <w:lvlJc w:val="left"/>
+      <w:pPr>
+        <w:ind w:left="0" w:firstLine="0"/>
+      </w:pPr>
+    </w:lvl>
+    <w:lvl w:ilvl="3" w:tplc="4FF01B7A">
+      <w:numFmt w:val="decimal"/>
+      <w:lvlText w:val=""/>
+      <w:lvlJc w:val="left"/>
+      <w:pPr>
+        <w:ind w:left="0" w:firstLine="0"/>
+      </w:pPr>
+    </w:lvl>
+    <w:lvl w:ilvl="4" w:tplc="86388752">
+      <w:numFmt w:val="decimal"/>
+      <w:lvlText w:val=""/>
+      <w:lvlJc w:val="left"/>
+      <w:pPr>
+        <w:ind w:left="0" w:firstLine="0"/>
+      </w:pPr>
+    </w:lvl>
+    <w:lvl w:ilvl="5" w:tplc="D4B8414C">
+      <w:numFmt w:val="decimal"/>
+      <w:lvlText w:val=""/>
+      <w:lvlJc w:val="left"/>
+      <w:pPr>
+        <w:ind w:left="0" w:firstLine="0"/>
+      </w:pPr>
+    </w:lvl>
+    <w:lvl w:ilvl="6" w:tplc="77208C8C">
+      <w:numFmt w:val="decimal"/>
+      <w:lvlText w:val=""/>
+      <w:lvlJc w:val="left"/>
+      <w:pPr>
+        <w:ind w:left="0" w:firstLine="0"/>
+      </w:pPr>
+    </w:lvl>
+    <w:lvl w:ilvl="7" w:tplc="6BC4B65A">
+      <w:numFmt w:val="decimal"/>
+      <w:lvlText w:val=""/>
+      <w:lvlJc w:val="left"/>
+      <w:pPr>
+        <w:ind w:left="0" w:firstLine="0"/>
+      </w:pPr>
+    </w:lvl>
+    <w:lvl w:ilvl="8" w:tplc="2ADA54FA">
+      <w:numFmt w:val="decimal"/>
+      <w:lvlText w:val=""/>
+      <w:lvlJc w:val="left"/>
+      <w:pPr>
+        <w:ind w:left="0" w:firstLine="0"/>
+      </w:pPr>
+    </w:lvl>
+  </w:abstractNum>
+  <w:abstractNum w:abstractNumId="3" w15:restartNumberingAfterBreak="0">
     <w:nsid w:val="7383284E"/>
     <w:multiLevelType w:val="hybridMultilevel"/>
     <w:tmpl w:val="1392270A"/>
@@ -667,10 +2778,36 @@
     </w:lvl>
   </w:abstractNum>
   <w:num w:numId="1" w16cid:durableId="1526096735">
+    <w:abstractNumId w:val="3"/>
+  </w:num>
+  <w:num w:numId="2" w16cid:durableId="1501458103">
     <w:abstractNumId w:val="1"/>
   </w:num>
-  <w:num w:numId="2" w16cid:durableId="1501458103">
+  <w:num w:numId="3" w16cid:durableId="1667855069">
     <w:abstractNumId w:val="0"/>
+    <w:lvlOverride w:ilvl="0">
+      <w:startOverride w:val="1"/>
+    </w:lvlOverride>
+    <w:lvlOverride w:ilvl="1"/>
+    <w:lvlOverride w:ilvl="2"/>
+    <w:lvlOverride w:ilvl="3"/>
+    <w:lvlOverride w:ilvl="4"/>
+    <w:lvlOverride w:ilvl="5"/>
+    <w:lvlOverride w:ilvl="6"/>
+    <w:lvlOverride w:ilvl="7"/>
+    <w:lvlOverride w:ilvl="8"/>
+  </w:num>
+  <w:num w:numId="4" w16cid:durableId="1956982573">
+    <w:abstractNumId w:val="2"/>
+    <w:lvlOverride w:ilvl="0"/>
+    <w:lvlOverride w:ilvl="1"/>
+    <w:lvlOverride w:ilvl="2"/>
+    <w:lvlOverride w:ilvl="3"/>
+    <w:lvlOverride w:ilvl="4"/>
+    <w:lvlOverride w:ilvl="5"/>
+    <w:lvlOverride w:ilvl="6"/>
+    <w:lvlOverride w:ilvl="7"/>
+    <w:lvlOverride w:ilvl="8"/>
   </w:num>
 </w:numbering>
 </file>
